--- a/docs/qms/evidence-2026/QMS_Word/procedures__SOP-04_Customer_Requirements_and_Communication.docx
+++ b/docs/qms/evidence-2026/QMS_Word/procedures__SOP-04_Customer_Requirements_and_Communication.docx
@@ -17,20 +17,20 @@
     </w:p>
     <w:tbl>
       <w:tblPr>
-        <w:tblW w:w="4622" w:type="dxa"/>
+        <w:tblW w:w="5000" w:type="pct"/>
         <w:jc w:val="left"/>
-        <w:tblInd w:w="0" w:type="dxa"/>
+        <w:tblInd w:w="-7" w:type="dxa"/>
         <w:tblLayout w:type="fixed"/>
         <w:tblCellMar>
-          <w:top w:w="28" w:type="dxa"/>
-          <w:left w:w="28" w:type="dxa"/>
-          <w:bottom w:w="28" w:type="dxa"/>
-          <w:right w:w="28" w:type="dxa"/>
+          <w:top w:w="60" w:type="dxa"/>
+          <w:left w:w="60" w:type="dxa"/>
+          <w:bottom w:w="60" w:type="dxa"/>
+          <w:right w:w="60" w:type="dxa"/>
         </w:tblCellMar>
       </w:tblPr>
       <w:tblGrid>
-        <w:gridCol w:w="1951"/>
-        <w:gridCol w:w="2671"/>
+        <w:gridCol w:w="2606"/>
+        <w:gridCol w:w="8732"/>
       </w:tblGrid>
       <w:tr>
         <w:trPr>
@@ -38,44 +38,60 @@
         </w:trPr>
         <w:tc>
           <w:tcPr>
-            <w:tcW w:w="1951" w:type="dxa"/>
-            <w:tcBorders/>
+            <w:tcW w:w="2606" w:type="dxa"/>
+            <w:tcBorders>
+              <w:top w:val="single" w:sz="6" w:space="0" w:color="BFC7D5"/>
+              <w:left w:val="single" w:sz="6" w:space="0" w:color="BFC7D5"/>
+              <w:bottom w:val="single" w:sz="2" w:space="0" w:color="BFC7D5"/>
+              <w:right w:val="single" w:sz="6" w:space="0" w:color="BFC7D5"/>
+            </w:tcBorders>
+            <w:shd w:fill="1F3A5F" w:val="clear"/>
             <w:vAlign w:val="center"/>
           </w:tcPr>
           <w:p>
             <w:pPr>
               <w:pStyle w:val="TableHeading"/>
-              <w:suppressLineNumbers/>
-              <w:shd w:fill="1F3A5F" w:val="clear"/>
-              <w:bidi w:val="0"/>
-              <w:spacing w:before="0" w:after="283"/>
-              <w:jc w:val="center"/>
-              <w:rPr/>
-            </w:pPr>
-            <w:r>
-              <w:rPr/>
+              <w:bidi w:val="0"/>
+              <w:spacing w:before="0" w:after="283"/>
+              <w:jc w:val="left"/>
+              <w:rPr>
+                <w:color w:val="FFFFFF"/>
+              </w:rPr>
+            </w:pPr>
+            <w:r>
+              <w:rPr>
+                <w:color w:val="FFFFFF"/>
+              </w:rPr>
               <w:t>Field</w:t>
             </w:r>
           </w:p>
         </w:tc>
         <w:tc>
           <w:tcPr>
-            <w:tcW w:w="2671" w:type="dxa"/>
-            <w:tcBorders/>
+            <w:tcW w:w="8732" w:type="dxa"/>
+            <w:tcBorders>
+              <w:top w:val="single" w:sz="6" w:space="0" w:color="BFC7D5"/>
+              <w:left w:val="single" w:sz="2" w:space="0" w:color="BFC7D5"/>
+              <w:bottom w:val="single" w:sz="2" w:space="0" w:color="BFC7D5"/>
+              <w:right w:val="single" w:sz="6" w:space="0" w:color="BFC7D5"/>
+            </w:tcBorders>
+            <w:shd w:fill="1F3A5F" w:val="clear"/>
             <w:vAlign w:val="center"/>
           </w:tcPr>
           <w:p>
             <w:pPr>
               <w:pStyle w:val="TableHeading"/>
-              <w:suppressLineNumbers/>
-              <w:shd w:fill="1F3A5F" w:val="clear"/>
-              <w:bidi w:val="0"/>
-              <w:spacing w:before="0" w:after="283"/>
-              <w:jc w:val="center"/>
-              <w:rPr/>
-            </w:pPr>
-            <w:r>
-              <w:rPr/>
+              <w:bidi w:val="0"/>
+              <w:spacing w:before="0" w:after="283"/>
+              <w:jc w:val="left"/>
+              <w:rPr>
+                <w:color w:val="FFFFFF"/>
+              </w:rPr>
+            </w:pPr>
+            <w:r>
+              <w:rPr>
+                <w:color w:val="FFFFFF"/>
+              </w:rPr>
               <w:t>Value</w:t>
             </w:r>
           </w:p>
@@ -85,8 +101,12 @@
         <w:trPr/>
         <w:tc>
           <w:tcPr>
-            <w:tcW w:w="1951" w:type="dxa"/>
-            <w:tcBorders/>
+            <w:tcW w:w="2606" w:type="dxa"/>
+            <w:tcBorders>
+              <w:left w:val="single" w:sz="6" w:space="0" w:color="BFC7D5"/>
+              <w:bottom w:val="single" w:sz="2" w:space="0" w:color="BFC7D5"/>
+              <w:right w:val="single" w:sz="6" w:space="0" w:color="BFC7D5"/>
+            </w:tcBorders>
             <w:vAlign w:val="center"/>
           </w:tcPr>
           <w:p>
@@ -105,8 +125,12 @@
         </w:tc>
         <w:tc>
           <w:tcPr>
-            <w:tcW w:w="2671" w:type="dxa"/>
-            <w:tcBorders/>
+            <w:tcW w:w="8732" w:type="dxa"/>
+            <w:tcBorders>
+              <w:left w:val="single" w:sz="2" w:space="0" w:color="BFC7D5"/>
+              <w:bottom w:val="single" w:sz="2" w:space="0" w:color="BFC7D5"/>
+              <w:right w:val="single" w:sz="6" w:space="0" w:color="BFC7D5"/>
+            </w:tcBorders>
             <w:vAlign w:val="center"/>
           </w:tcPr>
           <w:p>
@@ -128,8 +152,12 @@
         <w:trPr/>
         <w:tc>
           <w:tcPr>
-            <w:tcW w:w="1951" w:type="dxa"/>
-            <w:tcBorders/>
+            <w:tcW w:w="2606" w:type="dxa"/>
+            <w:tcBorders>
+              <w:left w:val="single" w:sz="6" w:space="0" w:color="BFC7D5"/>
+              <w:bottom w:val="single" w:sz="2" w:space="0" w:color="BFC7D5"/>
+              <w:right w:val="single" w:sz="6" w:space="0" w:color="BFC7D5"/>
+            </w:tcBorders>
             <w:vAlign w:val="center"/>
           </w:tcPr>
           <w:p>
@@ -148,21 +176,25 @@
         </w:tc>
         <w:tc>
           <w:tcPr>
-            <w:tcW w:w="2671" w:type="dxa"/>
-            <w:tcBorders/>
-            <w:vAlign w:val="center"/>
-          </w:tcPr>
-          <w:p>
-            <w:pPr>
-              <w:pStyle w:val="TableContents"/>
-              <w:bidi w:val="0"/>
-              <w:spacing w:before="0" w:after="283"/>
-              <w:jc w:val="left"/>
-              <w:rPr/>
-            </w:pPr>
-            <w:r>
-              <w:rPr/>
-              <w:t>1.2</w:t>
+            <w:tcW w:w="8732" w:type="dxa"/>
+            <w:tcBorders>
+              <w:left w:val="single" w:sz="2" w:space="0" w:color="BFC7D5"/>
+              <w:bottom w:val="single" w:sz="2" w:space="0" w:color="BFC7D5"/>
+              <w:right w:val="single" w:sz="6" w:space="0" w:color="BFC7D5"/>
+            </w:tcBorders>
+            <w:vAlign w:val="center"/>
+          </w:tcPr>
+          <w:p>
+            <w:pPr>
+              <w:pStyle w:val="TableContents"/>
+              <w:bidi w:val="0"/>
+              <w:spacing w:before="0" w:after="283"/>
+              <w:jc w:val="left"/>
+              <w:rPr/>
+            </w:pPr>
+            <w:r>
+              <w:rPr/>
+              <w:t>1.3</w:t>
             </w:r>
           </w:p>
         </w:tc>
@@ -171,8 +203,12 @@
         <w:trPr/>
         <w:tc>
           <w:tcPr>
-            <w:tcW w:w="1951" w:type="dxa"/>
-            <w:tcBorders/>
+            <w:tcW w:w="2606" w:type="dxa"/>
+            <w:tcBorders>
+              <w:left w:val="single" w:sz="6" w:space="0" w:color="BFC7D5"/>
+              <w:bottom w:val="single" w:sz="2" w:space="0" w:color="BFC7D5"/>
+              <w:right w:val="single" w:sz="6" w:space="0" w:color="BFC7D5"/>
+            </w:tcBorders>
             <w:vAlign w:val="center"/>
           </w:tcPr>
           <w:p>
@@ -191,8 +227,12 @@
         </w:tc>
         <w:tc>
           <w:tcPr>
-            <w:tcW w:w="2671" w:type="dxa"/>
-            <w:tcBorders/>
+            <w:tcW w:w="8732" w:type="dxa"/>
+            <w:tcBorders>
+              <w:left w:val="single" w:sz="2" w:space="0" w:color="BFC7D5"/>
+              <w:bottom w:val="single" w:sz="2" w:space="0" w:color="BFC7D5"/>
+              <w:right w:val="single" w:sz="6" w:space="0" w:color="BFC7D5"/>
+            </w:tcBorders>
             <w:vAlign w:val="center"/>
           </w:tcPr>
           <w:p>
@@ -207,7 +247,7 @@
               <w:rPr>
                 <w:rStyle w:val="Strong"/>
               </w:rPr>
-              <w:t>DRAFT — not yet approved</w:t>
+              <w:t>APPROVED</w:t>
             </w:r>
           </w:p>
         </w:tc>
@@ -216,8 +256,12 @@
         <w:trPr/>
         <w:tc>
           <w:tcPr>
-            <w:tcW w:w="1951" w:type="dxa"/>
-            <w:tcBorders/>
+            <w:tcW w:w="2606" w:type="dxa"/>
+            <w:tcBorders>
+              <w:left w:val="single" w:sz="6" w:space="0" w:color="BFC7D5"/>
+              <w:bottom w:val="single" w:sz="2" w:space="0" w:color="BFC7D5"/>
+              <w:right w:val="single" w:sz="6" w:space="0" w:color="BFC7D5"/>
+            </w:tcBorders>
             <w:vAlign w:val="center"/>
           </w:tcPr>
           <w:p>
@@ -236,21 +280,25 @@
         </w:tc>
         <w:tc>
           <w:tcPr>
-            <w:tcW w:w="2671" w:type="dxa"/>
-            <w:tcBorders/>
-            <w:vAlign w:val="center"/>
-          </w:tcPr>
-          <w:p>
-            <w:pPr>
-              <w:pStyle w:val="TableContents"/>
-              <w:bidi w:val="0"/>
-              <w:spacing w:before="0" w:after="283"/>
-              <w:jc w:val="left"/>
-              <w:rPr/>
-            </w:pPr>
-            <w:r>
-              <w:rPr/>
-              <w:t>Managing Director</w:t>
+            <w:tcW w:w="8732" w:type="dxa"/>
+            <w:tcBorders>
+              <w:left w:val="single" w:sz="2" w:space="0" w:color="BFC7D5"/>
+              <w:bottom w:val="single" w:sz="2" w:space="0" w:color="BFC7D5"/>
+              <w:right w:val="single" w:sz="6" w:space="0" w:color="BFC7D5"/>
+            </w:tcBorders>
+            <w:vAlign w:val="center"/>
+          </w:tcPr>
+          <w:p>
+            <w:pPr>
+              <w:pStyle w:val="TableContents"/>
+              <w:bidi w:val="0"/>
+              <w:spacing w:before="0" w:after="283"/>
+              <w:jc w:val="left"/>
+              <w:rPr/>
+            </w:pPr>
+            <w:r>
+              <w:rPr/>
+              <w:t>Managing Director (Anita Johan)</w:t>
             </w:r>
           </w:p>
         </w:tc>
@@ -259,8 +307,12 @@
         <w:trPr/>
         <w:tc>
           <w:tcPr>
-            <w:tcW w:w="1951" w:type="dxa"/>
-            <w:tcBorders/>
+            <w:tcW w:w="2606" w:type="dxa"/>
+            <w:tcBorders>
+              <w:left w:val="single" w:sz="6" w:space="0" w:color="BFC7D5"/>
+              <w:bottom w:val="single" w:sz="2" w:space="0" w:color="BFC7D5"/>
+              <w:right w:val="single" w:sz="6" w:space="0" w:color="BFC7D5"/>
+            </w:tcBorders>
             <w:vAlign w:val="center"/>
           </w:tcPr>
           <w:p>
@@ -279,23 +331,25 @@
         </w:tc>
         <w:tc>
           <w:tcPr>
-            <w:tcW w:w="2671" w:type="dxa"/>
-            <w:tcBorders/>
-            <w:vAlign w:val="center"/>
-          </w:tcPr>
-          <w:p>
-            <w:pPr>
-              <w:pStyle w:val="TableContents"/>
-              <w:bidi w:val="0"/>
-              <w:spacing w:before="0" w:after="283"/>
-              <w:jc w:val="left"/>
-              <w:rPr/>
-            </w:pPr>
-            <w:r>
-              <w:rPr>
-                <w:rStyle w:val="SourceText"/>
-              </w:rPr>
-              <w:t>________________________</w:t>
+            <w:tcW w:w="8732" w:type="dxa"/>
+            <w:tcBorders>
+              <w:left w:val="single" w:sz="2" w:space="0" w:color="BFC7D5"/>
+              <w:bottom w:val="single" w:sz="2" w:space="0" w:color="BFC7D5"/>
+              <w:right w:val="single" w:sz="6" w:space="0" w:color="BFC7D5"/>
+            </w:tcBorders>
+            <w:vAlign w:val="center"/>
+          </w:tcPr>
+          <w:p>
+            <w:pPr>
+              <w:pStyle w:val="TableContents"/>
+              <w:bidi w:val="0"/>
+              <w:spacing w:before="0" w:after="283"/>
+              <w:jc w:val="left"/>
+              <w:rPr/>
+            </w:pPr>
+            <w:r>
+              <w:rPr/>
+              <w:t>Anita Johan (Managing Director)</w:t>
             </w:r>
           </w:p>
         </w:tc>
@@ -304,8 +358,12 @@
         <w:trPr/>
         <w:tc>
           <w:tcPr>
-            <w:tcW w:w="1951" w:type="dxa"/>
-            <w:tcBorders/>
+            <w:tcW w:w="2606" w:type="dxa"/>
+            <w:tcBorders>
+              <w:left w:val="single" w:sz="6" w:space="0" w:color="BFC7D5"/>
+              <w:bottom w:val="single" w:sz="2" w:space="0" w:color="BFC7D5"/>
+              <w:right w:val="single" w:sz="6" w:space="0" w:color="BFC7D5"/>
+            </w:tcBorders>
             <w:vAlign w:val="center"/>
           </w:tcPr>
           <w:p>
@@ -324,23 +382,25 @@
         </w:tc>
         <w:tc>
           <w:tcPr>
-            <w:tcW w:w="2671" w:type="dxa"/>
-            <w:tcBorders/>
-            <w:vAlign w:val="center"/>
-          </w:tcPr>
-          <w:p>
-            <w:pPr>
-              <w:pStyle w:val="TableContents"/>
-              <w:bidi w:val="0"/>
-              <w:spacing w:before="0" w:after="283"/>
-              <w:jc w:val="left"/>
-              <w:rPr/>
-            </w:pPr>
-            <w:r>
-              <w:rPr>
-                <w:rStyle w:val="SourceText"/>
-              </w:rPr>
-              <w:t>____ / ____ / ________</w:t>
+            <w:tcW w:w="8732" w:type="dxa"/>
+            <w:tcBorders>
+              <w:left w:val="single" w:sz="2" w:space="0" w:color="BFC7D5"/>
+              <w:bottom w:val="single" w:sz="2" w:space="0" w:color="BFC7D5"/>
+              <w:right w:val="single" w:sz="6" w:space="0" w:color="BFC7D5"/>
+            </w:tcBorders>
+            <w:vAlign w:val="center"/>
+          </w:tcPr>
+          <w:p>
+            <w:pPr>
+              <w:pStyle w:val="TableContents"/>
+              <w:bidi w:val="0"/>
+              <w:spacing w:before="0" w:after="283"/>
+              <w:jc w:val="left"/>
+              <w:rPr/>
+            </w:pPr>
+            <w:r>
+              <w:rPr/>
+              <w:t>2026-10-07</w:t>
             </w:r>
           </w:p>
         </w:tc>
@@ -349,8 +409,12 @@
         <w:trPr/>
         <w:tc>
           <w:tcPr>
-            <w:tcW w:w="1951" w:type="dxa"/>
-            <w:tcBorders/>
+            <w:tcW w:w="2606" w:type="dxa"/>
+            <w:tcBorders>
+              <w:left w:val="single" w:sz="6" w:space="0" w:color="BFC7D5"/>
+              <w:bottom w:val="single" w:sz="2" w:space="0" w:color="BFC7D5"/>
+              <w:right w:val="single" w:sz="6" w:space="0" w:color="BFC7D5"/>
+            </w:tcBorders>
             <w:vAlign w:val="center"/>
           </w:tcPr>
           <w:p>
@@ -369,8 +433,12 @@
         </w:tc>
         <w:tc>
           <w:tcPr>
-            <w:tcW w:w="2671" w:type="dxa"/>
-            <w:tcBorders/>
+            <w:tcW w:w="8732" w:type="dxa"/>
+            <w:tcBorders>
+              <w:left w:val="single" w:sz="2" w:space="0" w:color="BFC7D5"/>
+              <w:bottom w:val="single" w:sz="2" w:space="0" w:color="BFC7D5"/>
+              <w:right w:val="single" w:sz="6" w:space="0" w:color="BFC7D5"/>
+            </w:tcBorders>
             <w:vAlign w:val="center"/>
           </w:tcPr>
           <w:p>
@@ -384,11 +452,235 @@
             <w:r>
               <w:rPr/>
               <w:t>8.2.1, 8.2.2, 8.2.3, 8.2.4, 9.1.2</w:t>
+            </w:r>
+          </w:p>
+        </w:tc>
+      </w:tr>
+      <w:tr>
+        <w:trPr/>
+        <w:tc>
+          <w:tcPr>
+            <w:tcW w:w="2606" w:type="dxa"/>
+            <w:tcBorders>
+              <w:left w:val="single" w:sz="6" w:space="0" w:color="BFC7D5"/>
+              <w:bottom w:val="single" w:sz="2" w:space="0" w:color="BFC7D5"/>
+              <w:right w:val="single" w:sz="6" w:space="0" w:color="BFC7D5"/>
+            </w:tcBorders>
+            <w:vAlign w:val="center"/>
+          </w:tcPr>
+          <w:p>
+            <w:pPr>
+              <w:pStyle w:val="TableContents"/>
+              <w:bidi w:val="0"/>
+              <w:spacing w:before="0" w:after="283"/>
+              <w:jc w:val="left"/>
+              <w:rPr/>
+            </w:pPr>
+            <w:r>
+              <w:rPr/>
+              <w:t>Prepared by</w:t>
+            </w:r>
+          </w:p>
+        </w:tc>
+        <w:tc>
+          <w:tcPr>
+            <w:tcW w:w="8732" w:type="dxa"/>
+            <w:tcBorders>
+              <w:left w:val="single" w:sz="2" w:space="0" w:color="BFC7D5"/>
+              <w:bottom w:val="single" w:sz="2" w:space="0" w:color="BFC7D5"/>
+              <w:right w:val="single" w:sz="6" w:space="0" w:color="BFC7D5"/>
+            </w:tcBorders>
+            <w:vAlign w:val="center"/>
+          </w:tcPr>
+          <w:p>
+            <w:pPr>
+              <w:pStyle w:val="TableContents"/>
+              <w:bidi w:val="0"/>
+              <w:spacing w:before="0" w:after="283"/>
+              <w:jc w:val="left"/>
+              <w:rPr/>
+            </w:pPr>
+            <w:r>
+              <w:rPr/>
+              <w:t>Richard Watson Stephen Amudha (Lead Engineer) — 2026-10-07</w:t>
+            </w:r>
+          </w:p>
+        </w:tc>
+      </w:tr>
+      <w:tr>
+        <w:trPr/>
+        <w:tc>
+          <w:tcPr>
+            <w:tcW w:w="2606" w:type="dxa"/>
+            <w:tcBorders>
+              <w:left w:val="single" w:sz="6" w:space="0" w:color="BFC7D5"/>
+              <w:bottom w:val="single" w:sz="2" w:space="0" w:color="BFC7D5"/>
+              <w:right w:val="single" w:sz="6" w:space="0" w:color="BFC7D5"/>
+            </w:tcBorders>
+            <w:vAlign w:val="center"/>
+          </w:tcPr>
+          <w:p>
+            <w:pPr>
+              <w:pStyle w:val="TableContents"/>
+              <w:bidi w:val="0"/>
+              <w:spacing w:before="0" w:after="283"/>
+              <w:jc w:val="left"/>
+              <w:rPr/>
+            </w:pPr>
+            <w:r>
+              <w:rPr/>
+              <w:t>Reviewed by</w:t>
+            </w:r>
+          </w:p>
+        </w:tc>
+        <w:tc>
+          <w:tcPr>
+            <w:tcW w:w="8732" w:type="dxa"/>
+            <w:tcBorders>
+              <w:left w:val="single" w:sz="2" w:space="0" w:color="BFC7D5"/>
+              <w:bottom w:val="single" w:sz="2" w:space="0" w:color="BFC7D5"/>
+              <w:right w:val="single" w:sz="6" w:space="0" w:color="BFC7D5"/>
+            </w:tcBorders>
+            <w:vAlign w:val="center"/>
+          </w:tcPr>
+          <w:p>
+            <w:pPr>
+              <w:pStyle w:val="TableContents"/>
+              <w:bidi w:val="0"/>
+              <w:spacing w:before="0" w:after="283"/>
+              <w:jc w:val="left"/>
+              <w:rPr/>
+            </w:pPr>
+            <w:r>
+              <w:rPr/>
+              <w:t>Alexander Peter (EchoMind Project Lead) — 2026-10-07</w:t>
+            </w:r>
+          </w:p>
+        </w:tc>
+      </w:tr>
+      <w:tr>
+        <w:trPr/>
+        <w:tc>
+          <w:tcPr>
+            <w:tcW w:w="2606" w:type="dxa"/>
+            <w:tcBorders>
+              <w:left w:val="single" w:sz="6" w:space="0" w:color="BFC7D5"/>
+              <w:bottom w:val="single" w:sz="2" w:space="0" w:color="BFC7D5"/>
+              <w:right w:val="single" w:sz="6" w:space="0" w:color="BFC7D5"/>
+            </w:tcBorders>
+            <w:vAlign w:val="center"/>
+          </w:tcPr>
+          <w:p>
+            <w:pPr>
+              <w:pStyle w:val="TableContents"/>
+              <w:bidi w:val="0"/>
+              <w:spacing w:before="0" w:after="283"/>
+              <w:jc w:val="left"/>
+              <w:rPr/>
+            </w:pPr>
+            <w:r>
+              <w:rPr/>
+              <w:t>Quality assurance</w:t>
+            </w:r>
+          </w:p>
+        </w:tc>
+        <w:tc>
+          <w:tcPr>
+            <w:tcW w:w="8732" w:type="dxa"/>
+            <w:tcBorders>
+              <w:left w:val="single" w:sz="2" w:space="0" w:color="BFC7D5"/>
+              <w:bottom w:val="single" w:sz="2" w:space="0" w:color="BFC7D5"/>
+              <w:right w:val="single" w:sz="6" w:space="0" w:color="BFC7D5"/>
+            </w:tcBorders>
+            <w:vAlign w:val="center"/>
+          </w:tcPr>
+          <w:p>
+            <w:pPr>
+              <w:pStyle w:val="TableContents"/>
+              <w:bidi w:val="0"/>
+              <w:spacing w:before="0" w:after="283"/>
+              <w:jc w:val="left"/>
+              <w:rPr/>
+            </w:pPr>
+            <w:r>
+              <w:rPr/>
+              <w:t>Sheryl Nazareth (QA / MR) — 2026-10-07</w:t>
+            </w:r>
+          </w:p>
+        </w:tc>
+      </w:tr>
+      <w:tr>
+        <w:trPr/>
+        <w:tc>
+          <w:tcPr>
+            <w:tcW w:w="2606" w:type="dxa"/>
+            <w:tcBorders>
+              <w:left w:val="single" w:sz="6" w:space="0" w:color="BFC7D5"/>
+              <w:bottom w:val="single" w:sz="6" w:space="0" w:color="BFC7D5"/>
+              <w:right w:val="single" w:sz="6" w:space="0" w:color="BFC7D5"/>
+            </w:tcBorders>
+            <w:vAlign w:val="center"/>
+          </w:tcPr>
+          <w:p>
+            <w:pPr>
+              <w:pStyle w:val="TableContents"/>
+              <w:bidi w:val="0"/>
+              <w:spacing w:before="0" w:after="283"/>
+              <w:jc w:val="left"/>
+              <w:rPr/>
+            </w:pPr>
+            <w:r>
+              <w:rPr/>
+              <w:t>Approval record</w:t>
+            </w:r>
+          </w:p>
+        </w:tc>
+        <w:tc>
+          <w:tcPr>
+            <w:tcW w:w="8732" w:type="dxa"/>
+            <w:tcBorders>
+              <w:left w:val="single" w:sz="2" w:space="0" w:color="BFC7D5"/>
+              <w:bottom w:val="single" w:sz="6" w:space="0" w:color="BFC7D5"/>
+              <w:right w:val="single" w:sz="6" w:space="0" w:color="BFC7D5"/>
+            </w:tcBorders>
+            <w:vAlign w:val="center"/>
+          </w:tcPr>
+          <w:p>
+            <w:pPr>
+              <w:pStyle w:val="TableContents"/>
+              <w:bidi w:val="0"/>
+              <w:spacing w:before="0" w:after="283"/>
+              <w:jc w:val="left"/>
+              <w:rPr/>
+            </w:pPr>
+            <w:r>
+              <w:rPr>
+                <w:rStyle w:val="SourceText"/>
+              </w:rPr>
+              <w:t>records/approvals/2026-10-07_AR-2026-001_document_approval.md</w:t>
             </w:r>
           </w:p>
         </w:tc>
       </w:tr>
     </w:tbl>
+    <w:p>
+      <w:pPr>
+        <w:pStyle w:val="BlockQuotation"/>
+        <w:bidi w:val="0"/>
+        <w:jc w:val="left"/>
+        <w:rPr/>
+      </w:pPr>
+      <w:r>
+        <w:rPr>
+          <w:rStyle w:val="Strong"/>
+        </w:rPr>
+        <w:t>Revision note 2026-10-07.</w:t>
+      </w:r>
+      <w:r>
+        <w:rPr/>
+        <w:t xml:space="preserve"> Wording in this procedure about “one person” describes the engineering work, which is concentrated in the Lead Engineer. Within AJACE Inc. the roles are held by named people (QM-01 §7.1): independent review by the EchoMind Project Lead (Alexander Peter), verification and QMS maintenance by QA/MR (Sheryl Nazareth), approval and release authorisation by the Managing Director (Anita Johan); internal audit is provided by the AJACE Inc. corporate audit programme.</w:t>
+      </w:r>
+    </w:p>
     <w:p>
       <w:pPr>
         <w:pStyle w:val="HorizontalLine"/>
@@ -651,20 +943,20 @@
     </w:p>
     <w:tbl>
       <w:tblPr>
-        <w:tblW w:w="11339" w:type="dxa"/>
+        <w:tblW w:w="5000" w:type="pct"/>
         <w:jc w:val="left"/>
-        <w:tblInd w:w="0" w:type="dxa"/>
+        <w:tblInd w:w="-7" w:type="dxa"/>
         <w:tblLayout w:type="fixed"/>
         <w:tblCellMar>
-          <w:top w:w="28" w:type="dxa"/>
-          <w:left w:w="28" w:type="dxa"/>
-          <w:bottom w:w="28" w:type="dxa"/>
-          <w:right w:w="28" w:type="dxa"/>
+          <w:top w:w="60" w:type="dxa"/>
+          <w:left w:w="60" w:type="dxa"/>
+          <w:bottom w:w="60" w:type="dxa"/>
+          <w:right w:w="60" w:type="dxa"/>
         </w:tblCellMar>
       </w:tblPr>
       <w:tblGrid>
-        <w:gridCol w:w="1524"/>
-        <w:gridCol w:w="9815"/>
+        <w:gridCol w:w="1555"/>
+        <w:gridCol w:w="9784"/>
       </w:tblGrid>
       <w:tr>
         <w:trPr>
@@ -672,44 +964,60 @@
         </w:trPr>
         <w:tc>
           <w:tcPr>
-            <w:tcW w:w="1524" w:type="dxa"/>
-            <w:tcBorders/>
+            <w:tcW w:w="1555" w:type="dxa"/>
+            <w:tcBorders>
+              <w:top w:val="single" w:sz="6" w:space="0" w:color="BFC7D5"/>
+              <w:left w:val="single" w:sz="6" w:space="0" w:color="BFC7D5"/>
+              <w:bottom w:val="single" w:sz="2" w:space="0" w:color="BFC7D5"/>
+              <w:right w:val="single" w:sz="6" w:space="0" w:color="BFC7D5"/>
+            </w:tcBorders>
+            <w:shd w:fill="1F3A5F" w:val="clear"/>
             <w:vAlign w:val="center"/>
           </w:tcPr>
           <w:p>
             <w:pPr>
               <w:pStyle w:val="TableHeading"/>
-              <w:suppressLineNumbers/>
-              <w:shd w:fill="1F3A5F" w:val="clear"/>
-              <w:bidi w:val="0"/>
-              <w:spacing w:before="0" w:after="283"/>
-              <w:jc w:val="center"/>
-              <w:rPr/>
-            </w:pPr>
-            <w:r>
-              <w:rPr/>
+              <w:bidi w:val="0"/>
+              <w:spacing w:before="0" w:after="283"/>
+              <w:jc w:val="left"/>
+              <w:rPr>
+                <w:color w:val="FFFFFF"/>
+              </w:rPr>
+            </w:pPr>
+            <w:r>
+              <w:rPr>
+                <w:color w:val="FFFFFF"/>
+              </w:rPr>
               <w:t>Role</w:t>
             </w:r>
           </w:p>
         </w:tc>
         <w:tc>
           <w:tcPr>
-            <w:tcW w:w="9815" w:type="dxa"/>
-            <w:tcBorders/>
+            <w:tcW w:w="9784" w:type="dxa"/>
+            <w:tcBorders>
+              <w:top w:val="single" w:sz="6" w:space="0" w:color="BFC7D5"/>
+              <w:left w:val="single" w:sz="2" w:space="0" w:color="BFC7D5"/>
+              <w:bottom w:val="single" w:sz="2" w:space="0" w:color="BFC7D5"/>
+              <w:right w:val="single" w:sz="6" w:space="0" w:color="BFC7D5"/>
+            </w:tcBorders>
+            <w:shd w:fill="1F3A5F" w:val="clear"/>
             <w:vAlign w:val="center"/>
           </w:tcPr>
           <w:p>
             <w:pPr>
               <w:pStyle w:val="TableHeading"/>
-              <w:suppressLineNumbers/>
-              <w:shd w:fill="1F3A5F" w:val="clear"/>
-              <w:bidi w:val="0"/>
-              <w:spacing w:before="0" w:after="283"/>
-              <w:jc w:val="center"/>
-              <w:rPr/>
-            </w:pPr>
-            <w:r>
-              <w:rPr/>
+              <w:bidi w:val="0"/>
+              <w:spacing w:before="0" w:after="283"/>
+              <w:jc w:val="left"/>
+              <w:rPr>
+                <w:color w:val="FFFFFF"/>
+              </w:rPr>
+            </w:pPr>
+            <w:r>
+              <w:rPr>
+                <w:color w:val="FFFFFF"/>
+              </w:rPr>
               <w:t>Responsibility</w:t>
             </w:r>
           </w:p>
@@ -719,8 +1027,12 @@
         <w:trPr/>
         <w:tc>
           <w:tcPr>
-            <w:tcW w:w="1524" w:type="dxa"/>
-            <w:tcBorders/>
+            <w:tcW w:w="1555" w:type="dxa"/>
+            <w:tcBorders>
+              <w:left w:val="single" w:sz="6" w:space="0" w:color="BFC7D5"/>
+              <w:bottom w:val="single" w:sz="2" w:space="0" w:color="BFC7D5"/>
+              <w:right w:val="single" w:sz="6" w:space="0" w:color="BFC7D5"/>
+            </w:tcBorders>
             <w:vAlign w:val="center"/>
           </w:tcPr>
           <w:p>
@@ -739,8 +1051,12 @@
         </w:tc>
         <w:tc>
           <w:tcPr>
-            <w:tcW w:w="9815" w:type="dxa"/>
-            <w:tcBorders/>
+            <w:tcW w:w="9784" w:type="dxa"/>
+            <w:tcBorders>
+              <w:left w:val="single" w:sz="2" w:space="0" w:color="BFC7D5"/>
+              <w:bottom w:val="single" w:sz="2" w:space="0" w:color="BFC7D5"/>
+              <w:right w:val="single" w:sz="6" w:space="0" w:color="BFC7D5"/>
+            </w:tcBorders>
             <w:vAlign w:val="center"/>
           </w:tcPr>
           <w:p>
@@ -762,8 +1078,12 @@
         <w:trPr/>
         <w:tc>
           <w:tcPr>
-            <w:tcW w:w="1524" w:type="dxa"/>
-            <w:tcBorders/>
+            <w:tcW w:w="1555" w:type="dxa"/>
+            <w:tcBorders>
+              <w:left w:val="single" w:sz="6" w:space="0" w:color="BFC7D5"/>
+              <w:bottom w:val="single" w:sz="2" w:space="0" w:color="BFC7D5"/>
+              <w:right w:val="single" w:sz="6" w:space="0" w:color="BFC7D5"/>
+            </w:tcBorders>
             <w:vAlign w:val="center"/>
           </w:tcPr>
           <w:p>
@@ -782,8 +1102,12 @@
         </w:tc>
         <w:tc>
           <w:tcPr>
-            <w:tcW w:w="9815" w:type="dxa"/>
-            <w:tcBorders/>
+            <w:tcW w:w="9784" w:type="dxa"/>
+            <w:tcBorders>
+              <w:left w:val="single" w:sz="2" w:space="0" w:color="BFC7D5"/>
+              <w:bottom w:val="single" w:sz="2" w:space="0" w:color="BFC7D5"/>
+              <w:right w:val="single" w:sz="6" w:space="0" w:color="BFC7D5"/>
+            </w:tcBorders>
             <w:vAlign w:val="center"/>
           </w:tcPr>
           <w:p>
@@ -805,8 +1129,12 @@
         <w:trPr/>
         <w:tc>
           <w:tcPr>
-            <w:tcW w:w="1524" w:type="dxa"/>
-            <w:tcBorders/>
+            <w:tcW w:w="1555" w:type="dxa"/>
+            <w:tcBorders>
+              <w:left w:val="single" w:sz="6" w:space="0" w:color="BFC7D5"/>
+              <w:bottom w:val="single" w:sz="6" w:space="0" w:color="BFC7D5"/>
+              <w:right w:val="single" w:sz="6" w:space="0" w:color="BFC7D5"/>
+            </w:tcBorders>
             <w:vAlign w:val="center"/>
           </w:tcPr>
           <w:p>
@@ -825,8 +1153,12 @@
         </w:tc>
         <w:tc>
           <w:tcPr>
-            <w:tcW w:w="9815" w:type="dxa"/>
-            <w:tcBorders/>
+            <w:tcW w:w="9784" w:type="dxa"/>
+            <w:tcBorders>
+              <w:left w:val="single" w:sz="2" w:space="0" w:color="BFC7D5"/>
+              <w:bottom w:val="single" w:sz="6" w:space="0" w:color="BFC7D5"/>
+              <w:right w:val="single" w:sz="6" w:space="0" w:color="BFC7D5"/>
+            </w:tcBorders>
             <w:vAlign w:val="center"/>
           </w:tcPr>
           <w:p>
@@ -871,21 +1203,21 @@
     </w:p>
     <w:tbl>
       <w:tblPr>
-        <w:tblW w:w="11339" w:type="dxa"/>
+        <w:tblW w:w="5000" w:type="pct"/>
         <w:jc w:val="left"/>
-        <w:tblInd w:w="0" w:type="dxa"/>
+        <w:tblInd w:w="-7" w:type="dxa"/>
         <w:tblLayout w:type="fixed"/>
         <w:tblCellMar>
-          <w:top w:w="28" w:type="dxa"/>
-          <w:left w:w="28" w:type="dxa"/>
-          <w:bottom w:w="28" w:type="dxa"/>
-          <w:right w:w="28" w:type="dxa"/>
+          <w:top w:w="60" w:type="dxa"/>
+          <w:left w:w="60" w:type="dxa"/>
+          <w:bottom w:w="60" w:type="dxa"/>
+          <w:right w:w="60" w:type="dxa"/>
         </w:tblCellMar>
       </w:tblPr>
       <w:tblGrid>
-        <w:gridCol w:w="2455"/>
-        <w:gridCol w:w="2367"/>
-        <w:gridCol w:w="6517"/>
+        <w:gridCol w:w="2479"/>
+        <w:gridCol w:w="2388"/>
+        <w:gridCol w:w="6472"/>
       </w:tblGrid>
       <w:tr>
         <w:trPr>
@@ -893,66 +1225,90 @@
         </w:trPr>
         <w:tc>
           <w:tcPr>
-            <w:tcW w:w="2455" w:type="dxa"/>
-            <w:tcBorders/>
+            <w:tcW w:w="2479" w:type="dxa"/>
+            <w:tcBorders>
+              <w:top w:val="single" w:sz="6" w:space="0" w:color="BFC7D5"/>
+              <w:left w:val="single" w:sz="6" w:space="0" w:color="BFC7D5"/>
+              <w:bottom w:val="single" w:sz="2" w:space="0" w:color="BFC7D5"/>
+              <w:right w:val="single" w:sz="6" w:space="0" w:color="BFC7D5"/>
+            </w:tcBorders>
+            <w:shd w:fill="1F3A5F" w:val="clear"/>
             <w:vAlign w:val="center"/>
           </w:tcPr>
           <w:p>
             <w:pPr>
               <w:pStyle w:val="TableHeading"/>
-              <w:suppressLineNumbers/>
-              <w:shd w:fill="1F3A5F" w:val="clear"/>
-              <w:bidi w:val="0"/>
-              <w:spacing w:before="0" w:after="283"/>
-              <w:jc w:val="center"/>
-              <w:rPr/>
-            </w:pPr>
-            <w:r>
-              <w:rPr/>
+              <w:bidi w:val="0"/>
+              <w:spacing w:before="0" w:after="283"/>
+              <w:jc w:val="left"/>
+              <w:rPr>
+                <w:color w:val="FFFFFF"/>
+              </w:rPr>
+            </w:pPr>
+            <w:r>
+              <w:rPr>
+                <w:color w:val="FFFFFF"/>
+              </w:rPr>
               <w:t>Category</w:t>
             </w:r>
           </w:p>
         </w:tc>
         <w:tc>
           <w:tcPr>
-            <w:tcW w:w="2367" w:type="dxa"/>
-            <w:tcBorders/>
+            <w:tcW w:w="2388" w:type="dxa"/>
+            <w:tcBorders>
+              <w:top w:val="single" w:sz="6" w:space="0" w:color="BFC7D5"/>
+              <w:left w:val="single" w:sz="2" w:space="0" w:color="BFC7D5"/>
+              <w:bottom w:val="single" w:sz="2" w:space="0" w:color="BFC7D5"/>
+              <w:right w:val="single" w:sz="6" w:space="0" w:color="BFC7D5"/>
+            </w:tcBorders>
+            <w:shd w:fill="1F3A5F" w:val="clear"/>
             <w:vAlign w:val="center"/>
           </w:tcPr>
           <w:p>
             <w:pPr>
               <w:pStyle w:val="TableHeading"/>
-              <w:suppressLineNumbers/>
-              <w:shd w:fill="1F3A5F" w:val="clear"/>
-              <w:bidi w:val="0"/>
-              <w:spacing w:before="0" w:after="283"/>
-              <w:jc w:val="center"/>
-              <w:rPr/>
-            </w:pPr>
-            <w:r>
-              <w:rPr/>
+              <w:bidi w:val="0"/>
+              <w:spacing w:before="0" w:after="283"/>
+              <w:jc w:val="left"/>
+              <w:rPr>
+                <w:color w:val="FFFFFF"/>
+              </w:rPr>
+            </w:pPr>
+            <w:r>
+              <w:rPr>
+                <w:color w:val="FFFFFF"/>
+              </w:rPr>
               <w:t>What must be captured</w:t>
             </w:r>
           </w:p>
         </w:tc>
         <w:tc>
           <w:tcPr>
-            <w:tcW w:w="6517" w:type="dxa"/>
-            <w:tcBorders/>
+            <w:tcW w:w="6472" w:type="dxa"/>
+            <w:tcBorders>
+              <w:top w:val="single" w:sz="6" w:space="0" w:color="BFC7D5"/>
+              <w:left w:val="single" w:sz="2" w:space="0" w:color="BFC7D5"/>
+              <w:bottom w:val="single" w:sz="2" w:space="0" w:color="BFC7D5"/>
+              <w:right w:val="single" w:sz="6" w:space="0" w:color="BFC7D5"/>
+            </w:tcBorders>
+            <w:shd w:fill="1F3A5F" w:val="clear"/>
             <w:vAlign w:val="center"/>
           </w:tcPr>
           <w:p>
             <w:pPr>
               <w:pStyle w:val="TableHeading"/>
-              <w:suppressLineNumbers/>
-              <w:shd w:fill="1F3A5F" w:val="clear"/>
-              <w:bidi w:val="0"/>
-              <w:spacing w:before="0" w:after="283"/>
-              <w:jc w:val="center"/>
-              <w:rPr/>
-            </w:pPr>
-            <w:r>
-              <w:rPr/>
+              <w:bidi w:val="0"/>
+              <w:spacing w:before="0" w:after="283"/>
+              <w:jc w:val="left"/>
+              <w:rPr>
+                <w:color w:val="FFFFFF"/>
+              </w:rPr>
+            </w:pPr>
+            <w:r>
+              <w:rPr>
+                <w:color w:val="FFFFFF"/>
+              </w:rPr>
               <w:t>Notes specific to this product</w:t>
             </w:r>
           </w:p>
@@ -962,8 +1318,12 @@
         <w:trPr/>
         <w:tc>
           <w:tcPr>
-            <w:tcW w:w="2455" w:type="dxa"/>
-            <w:tcBorders/>
+            <w:tcW w:w="2479" w:type="dxa"/>
+            <w:tcBorders>
+              <w:left w:val="single" w:sz="6" w:space="0" w:color="BFC7D5"/>
+              <w:bottom w:val="single" w:sz="2" w:space="0" w:color="BFC7D5"/>
+              <w:right w:val="single" w:sz="6" w:space="0" w:color="BFC7D5"/>
+            </w:tcBorders>
             <w:vAlign w:val="center"/>
           </w:tcPr>
           <w:p>
@@ -984,8 +1344,12 @@
         </w:tc>
         <w:tc>
           <w:tcPr>
-            <w:tcW w:w="2367" w:type="dxa"/>
-            <w:tcBorders/>
+            <w:tcW w:w="2388" w:type="dxa"/>
+            <w:tcBorders>
+              <w:left w:val="single" w:sz="2" w:space="0" w:color="BFC7D5"/>
+              <w:bottom w:val="single" w:sz="2" w:space="0" w:color="BFC7D5"/>
+              <w:right w:val="single" w:sz="6" w:space="0" w:color="BFC7D5"/>
+            </w:tcBorders>
             <w:vAlign w:val="center"/>
           </w:tcPr>
           <w:p>
@@ -1004,8 +1368,12 @@
         </w:tc>
         <w:tc>
           <w:tcPr>
-            <w:tcW w:w="6517" w:type="dxa"/>
-            <w:tcBorders/>
+            <w:tcW w:w="6472" w:type="dxa"/>
+            <w:tcBorders>
+              <w:left w:val="single" w:sz="2" w:space="0" w:color="BFC7D5"/>
+              <w:bottom w:val="single" w:sz="2" w:space="0" w:color="BFC7D5"/>
+              <w:right w:val="single" w:sz="6" w:space="0" w:color="BFC7D5"/>
+            </w:tcBorders>
             <w:vAlign w:val="center"/>
           </w:tcPr>
           <w:p>
@@ -1027,8 +1395,12 @@
         <w:trPr/>
         <w:tc>
           <w:tcPr>
-            <w:tcW w:w="2455" w:type="dxa"/>
-            <w:tcBorders/>
+            <w:tcW w:w="2479" w:type="dxa"/>
+            <w:tcBorders>
+              <w:left w:val="single" w:sz="6" w:space="0" w:color="BFC7D5"/>
+              <w:bottom w:val="single" w:sz="2" w:space="0" w:color="BFC7D5"/>
+              <w:right w:val="single" w:sz="6" w:space="0" w:color="BFC7D5"/>
+            </w:tcBorders>
             <w:vAlign w:val="center"/>
           </w:tcPr>
           <w:p>
@@ -1049,8 +1421,12 @@
         </w:tc>
         <w:tc>
           <w:tcPr>
-            <w:tcW w:w="2367" w:type="dxa"/>
-            <w:tcBorders/>
+            <w:tcW w:w="2388" w:type="dxa"/>
+            <w:tcBorders>
+              <w:left w:val="single" w:sz="2" w:space="0" w:color="BFC7D5"/>
+              <w:bottom w:val="single" w:sz="2" w:space="0" w:color="BFC7D5"/>
+              <w:right w:val="single" w:sz="6" w:space="0" w:color="BFC7D5"/>
+            </w:tcBorders>
             <w:vAlign w:val="center"/>
           </w:tcPr>
           <w:p>
@@ -1069,8 +1445,12 @@
         </w:tc>
         <w:tc>
           <w:tcPr>
-            <w:tcW w:w="6517" w:type="dxa"/>
-            <w:tcBorders/>
+            <w:tcW w:w="6472" w:type="dxa"/>
+            <w:tcBorders>
+              <w:left w:val="single" w:sz="2" w:space="0" w:color="BFC7D5"/>
+              <w:bottom w:val="single" w:sz="2" w:space="0" w:color="BFC7D5"/>
+              <w:right w:val="single" w:sz="6" w:space="0" w:color="BFC7D5"/>
+            </w:tcBorders>
             <w:vAlign w:val="center"/>
           </w:tcPr>
           <w:p>
@@ -1092,8 +1472,12 @@
         <w:trPr/>
         <w:tc>
           <w:tcPr>
-            <w:tcW w:w="2455" w:type="dxa"/>
-            <w:tcBorders/>
+            <w:tcW w:w="2479" w:type="dxa"/>
+            <w:tcBorders>
+              <w:left w:val="single" w:sz="6" w:space="0" w:color="BFC7D5"/>
+              <w:bottom w:val="single" w:sz="2" w:space="0" w:color="BFC7D5"/>
+              <w:right w:val="single" w:sz="6" w:space="0" w:color="BFC7D5"/>
+            </w:tcBorders>
             <w:vAlign w:val="center"/>
           </w:tcPr>
           <w:p>
@@ -1114,8 +1498,12 @@
         </w:tc>
         <w:tc>
           <w:tcPr>
-            <w:tcW w:w="2367" w:type="dxa"/>
-            <w:tcBorders/>
+            <w:tcW w:w="2388" w:type="dxa"/>
+            <w:tcBorders>
+              <w:left w:val="single" w:sz="2" w:space="0" w:color="BFC7D5"/>
+              <w:bottom w:val="single" w:sz="2" w:space="0" w:color="BFC7D5"/>
+              <w:right w:val="single" w:sz="6" w:space="0" w:color="BFC7D5"/>
+            </w:tcBorders>
             <w:vAlign w:val="center"/>
           </w:tcPr>
           <w:p>
@@ -1134,8 +1522,12 @@
         </w:tc>
         <w:tc>
           <w:tcPr>
-            <w:tcW w:w="6517" w:type="dxa"/>
-            <w:tcBorders/>
+            <w:tcW w:w="6472" w:type="dxa"/>
+            <w:tcBorders>
+              <w:left w:val="single" w:sz="2" w:space="0" w:color="BFC7D5"/>
+              <w:bottom w:val="single" w:sz="2" w:space="0" w:color="BFC7D5"/>
+              <w:right w:val="single" w:sz="6" w:space="0" w:color="BFC7D5"/>
+            </w:tcBorders>
             <w:vAlign w:val="center"/>
           </w:tcPr>
           <w:p>
@@ -1163,8 +1555,12 @@
         <w:trPr/>
         <w:tc>
           <w:tcPr>
-            <w:tcW w:w="2455" w:type="dxa"/>
-            <w:tcBorders/>
+            <w:tcW w:w="2479" w:type="dxa"/>
+            <w:tcBorders>
+              <w:left w:val="single" w:sz="6" w:space="0" w:color="BFC7D5"/>
+              <w:bottom w:val="single" w:sz="6" w:space="0" w:color="BFC7D5"/>
+              <w:right w:val="single" w:sz="6" w:space="0" w:color="BFC7D5"/>
+            </w:tcBorders>
             <w:vAlign w:val="center"/>
           </w:tcPr>
           <w:p>
@@ -1185,8 +1581,12 @@
         </w:tc>
         <w:tc>
           <w:tcPr>
-            <w:tcW w:w="2367" w:type="dxa"/>
-            <w:tcBorders/>
+            <w:tcW w:w="2388" w:type="dxa"/>
+            <w:tcBorders>
+              <w:left w:val="single" w:sz="2" w:space="0" w:color="BFC7D5"/>
+              <w:bottom w:val="single" w:sz="6" w:space="0" w:color="BFC7D5"/>
+              <w:right w:val="single" w:sz="6" w:space="0" w:color="BFC7D5"/>
+            </w:tcBorders>
             <w:vAlign w:val="center"/>
           </w:tcPr>
           <w:p>
@@ -1205,8 +1605,12 @@
         </w:tc>
         <w:tc>
           <w:tcPr>
-            <w:tcW w:w="6517" w:type="dxa"/>
-            <w:tcBorders/>
+            <w:tcW w:w="6472" w:type="dxa"/>
+            <w:tcBorders>
+              <w:left w:val="single" w:sz="2" w:space="0" w:color="BFC7D5"/>
+              <w:bottom w:val="single" w:sz="6" w:space="0" w:color="BFC7D5"/>
+              <w:right w:val="single" w:sz="6" w:space="0" w:color="BFC7D5"/>
+            </w:tcBorders>
             <w:vAlign w:val="center"/>
           </w:tcPr>
           <w:p>
@@ -1367,21 +1771,21 @@
     </w:p>
     <w:tbl>
       <w:tblPr>
-        <w:tblW w:w="11339" w:type="dxa"/>
+        <w:tblW w:w="5000" w:type="pct"/>
         <w:jc w:val="left"/>
-        <w:tblInd w:w="0" w:type="dxa"/>
+        <w:tblInd w:w="-7" w:type="dxa"/>
         <w:tblLayout w:type="fixed"/>
         <w:tblCellMar>
-          <w:top w:w="28" w:type="dxa"/>
-          <w:left w:w="28" w:type="dxa"/>
-          <w:bottom w:w="28" w:type="dxa"/>
-          <w:right w:w="28" w:type="dxa"/>
+          <w:top w:w="60" w:type="dxa"/>
+          <w:left w:w="60" w:type="dxa"/>
+          <w:bottom w:w="60" w:type="dxa"/>
+          <w:right w:w="60" w:type="dxa"/>
         </w:tblCellMar>
       </w:tblPr>
       <w:tblGrid>
-        <w:gridCol w:w="211"/>
-        <w:gridCol w:w="5051"/>
-        <w:gridCol w:w="6077"/>
+        <w:gridCol w:w="244"/>
+        <w:gridCol w:w="5056"/>
+        <w:gridCol w:w="6039"/>
       </w:tblGrid>
       <w:tr>
         <w:trPr>
@@ -1389,66 +1793,90 @@
         </w:trPr>
         <w:tc>
           <w:tcPr>
-            <w:tcW w:w="211" w:type="dxa"/>
-            <w:tcBorders/>
+            <w:tcW w:w="244" w:type="dxa"/>
+            <w:tcBorders>
+              <w:top w:val="single" w:sz="6" w:space="0" w:color="BFC7D5"/>
+              <w:left w:val="single" w:sz="6" w:space="0" w:color="BFC7D5"/>
+              <w:bottom w:val="single" w:sz="2" w:space="0" w:color="BFC7D5"/>
+              <w:right w:val="single" w:sz="6" w:space="0" w:color="BFC7D5"/>
+            </w:tcBorders>
+            <w:shd w:fill="1F3A5F" w:val="clear"/>
             <w:vAlign w:val="center"/>
           </w:tcPr>
           <w:p>
             <w:pPr>
               <w:pStyle w:val="TableHeading"/>
-              <w:suppressLineNumbers/>
-              <w:shd w:fill="1F3A5F" w:val="clear"/>
-              <w:bidi w:val="0"/>
-              <w:spacing w:before="0" w:after="283"/>
-              <w:jc w:val="center"/>
-              <w:rPr/>
-            </w:pPr>
-            <w:r>
-              <w:rPr/>
+              <w:bidi w:val="0"/>
+              <w:spacing w:before="0" w:after="283"/>
+              <w:jc w:val="left"/>
+              <w:rPr>
+                <w:color w:val="FFFFFF"/>
+              </w:rPr>
+            </w:pPr>
+            <w:r>
+              <w:rPr>
+                <w:color w:val="FFFFFF"/>
+              </w:rPr>
               <w:t>#</w:t>
             </w:r>
           </w:p>
         </w:tc>
         <w:tc>
           <w:tcPr>
-            <w:tcW w:w="5051" w:type="dxa"/>
-            <w:tcBorders/>
+            <w:tcW w:w="5056" w:type="dxa"/>
+            <w:tcBorders>
+              <w:top w:val="single" w:sz="6" w:space="0" w:color="BFC7D5"/>
+              <w:left w:val="single" w:sz="2" w:space="0" w:color="BFC7D5"/>
+              <w:bottom w:val="single" w:sz="2" w:space="0" w:color="BFC7D5"/>
+              <w:right w:val="single" w:sz="6" w:space="0" w:color="BFC7D5"/>
+            </w:tcBorders>
+            <w:shd w:fill="1F3A5F" w:val="clear"/>
             <w:vAlign w:val="center"/>
           </w:tcPr>
           <w:p>
             <w:pPr>
               <w:pStyle w:val="TableHeading"/>
-              <w:suppressLineNumbers/>
-              <w:shd w:fill="1F3A5F" w:val="clear"/>
-              <w:bidi w:val="0"/>
-              <w:spacing w:before="0" w:after="283"/>
-              <w:jc w:val="center"/>
-              <w:rPr/>
-            </w:pPr>
-            <w:r>
-              <w:rPr/>
+              <w:bidi w:val="0"/>
+              <w:spacing w:before="0" w:after="283"/>
+              <w:jc w:val="left"/>
+              <w:rPr>
+                <w:color w:val="FFFFFF"/>
+              </w:rPr>
+            </w:pPr>
+            <w:r>
+              <w:rPr>
+                <w:color w:val="FFFFFF"/>
+              </w:rPr>
               <w:t>Question</w:t>
             </w:r>
           </w:p>
         </w:tc>
         <w:tc>
           <w:tcPr>
-            <w:tcW w:w="6077" w:type="dxa"/>
-            <w:tcBorders/>
+            <w:tcW w:w="6039" w:type="dxa"/>
+            <w:tcBorders>
+              <w:top w:val="single" w:sz="6" w:space="0" w:color="BFC7D5"/>
+              <w:left w:val="single" w:sz="2" w:space="0" w:color="BFC7D5"/>
+              <w:bottom w:val="single" w:sz="2" w:space="0" w:color="BFC7D5"/>
+              <w:right w:val="single" w:sz="6" w:space="0" w:color="BFC7D5"/>
+            </w:tcBorders>
+            <w:shd w:fill="1F3A5F" w:val="clear"/>
             <w:vAlign w:val="center"/>
           </w:tcPr>
           <w:p>
             <w:pPr>
               <w:pStyle w:val="TableHeading"/>
-              <w:suppressLineNumbers/>
-              <w:shd w:fill="1F3A5F" w:val="clear"/>
-              <w:bidi w:val="0"/>
-              <w:spacing w:before="0" w:after="283"/>
-              <w:jc w:val="center"/>
-              <w:rPr/>
-            </w:pPr>
-            <w:r>
-              <w:rPr/>
+              <w:bidi w:val="0"/>
+              <w:spacing w:before="0" w:after="283"/>
+              <w:jc w:val="left"/>
+              <w:rPr>
+                <w:color w:val="FFFFFF"/>
+              </w:rPr>
+            </w:pPr>
+            <w:r>
+              <w:rPr>
+                <w:color w:val="FFFFFF"/>
+              </w:rPr>
               <w:t>Evidence expected</w:t>
             </w:r>
           </w:p>
@@ -1458,8 +1886,12 @@
         <w:trPr/>
         <w:tc>
           <w:tcPr>
-            <w:tcW w:w="211" w:type="dxa"/>
-            <w:tcBorders/>
+            <w:tcW w:w="244" w:type="dxa"/>
+            <w:tcBorders>
+              <w:left w:val="single" w:sz="6" w:space="0" w:color="BFC7D5"/>
+              <w:bottom w:val="single" w:sz="2" w:space="0" w:color="BFC7D5"/>
+              <w:right w:val="single" w:sz="6" w:space="0" w:color="BFC7D5"/>
+            </w:tcBorders>
             <w:vAlign w:val="center"/>
           </w:tcPr>
           <w:p>
@@ -1478,8 +1910,12 @@
         </w:tc>
         <w:tc>
           <w:tcPr>
-            <w:tcW w:w="5051" w:type="dxa"/>
-            <w:tcBorders/>
+            <w:tcW w:w="5056" w:type="dxa"/>
+            <w:tcBorders>
+              <w:left w:val="single" w:sz="2" w:space="0" w:color="BFC7D5"/>
+              <w:bottom w:val="single" w:sz="2" w:space="0" w:color="BFC7D5"/>
+              <w:right w:val="single" w:sz="6" w:space="0" w:color="BFC7D5"/>
+            </w:tcBorders>
             <w:vAlign w:val="center"/>
           </w:tcPr>
           <w:p>
@@ -1498,8 +1934,12 @@
         </w:tc>
         <w:tc>
           <w:tcPr>
-            <w:tcW w:w="6077" w:type="dxa"/>
-            <w:tcBorders/>
+            <w:tcW w:w="6039" w:type="dxa"/>
+            <w:tcBorders>
+              <w:left w:val="single" w:sz="2" w:space="0" w:color="BFC7D5"/>
+              <w:bottom w:val="single" w:sz="2" w:space="0" w:color="BFC7D5"/>
+              <w:right w:val="single" w:sz="6" w:space="0" w:color="BFC7D5"/>
+            </w:tcBorders>
             <w:vAlign w:val="center"/>
           </w:tcPr>
           <w:p>
@@ -1521,8 +1961,12 @@
         <w:trPr/>
         <w:tc>
           <w:tcPr>
-            <w:tcW w:w="211" w:type="dxa"/>
-            <w:tcBorders/>
+            <w:tcW w:w="244" w:type="dxa"/>
+            <w:tcBorders>
+              <w:left w:val="single" w:sz="6" w:space="0" w:color="BFC7D5"/>
+              <w:bottom w:val="single" w:sz="2" w:space="0" w:color="BFC7D5"/>
+              <w:right w:val="single" w:sz="6" w:space="0" w:color="BFC7D5"/>
+            </w:tcBorders>
             <w:vAlign w:val="center"/>
           </w:tcPr>
           <w:p>
@@ -1541,8 +1985,12 @@
         </w:tc>
         <w:tc>
           <w:tcPr>
-            <w:tcW w:w="5051" w:type="dxa"/>
-            <w:tcBorders/>
+            <w:tcW w:w="5056" w:type="dxa"/>
+            <w:tcBorders>
+              <w:left w:val="single" w:sz="2" w:space="0" w:color="BFC7D5"/>
+              <w:bottom w:val="single" w:sz="2" w:space="0" w:color="BFC7D5"/>
+              <w:right w:val="single" w:sz="6" w:space="0" w:color="BFC7D5"/>
+            </w:tcBorders>
             <w:vAlign w:val="center"/>
           </w:tcPr>
           <w:p>
@@ -1561,8 +2009,12 @@
         </w:tc>
         <w:tc>
           <w:tcPr>
-            <w:tcW w:w="6077" w:type="dxa"/>
-            <w:tcBorders/>
+            <w:tcW w:w="6039" w:type="dxa"/>
+            <w:tcBorders>
+              <w:left w:val="single" w:sz="2" w:space="0" w:color="BFC7D5"/>
+              <w:bottom w:val="single" w:sz="2" w:space="0" w:color="BFC7D5"/>
+              <w:right w:val="single" w:sz="6" w:space="0" w:color="BFC7D5"/>
+            </w:tcBorders>
             <w:vAlign w:val="center"/>
           </w:tcPr>
           <w:p>
@@ -1590,8 +2042,12 @@
         <w:trPr/>
         <w:tc>
           <w:tcPr>
-            <w:tcW w:w="211" w:type="dxa"/>
-            <w:tcBorders/>
+            <w:tcW w:w="244" w:type="dxa"/>
+            <w:tcBorders>
+              <w:left w:val="single" w:sz="6" w:space="0" w:color="BFC7D5"/>
+              <w:bottom w:val="single" w:sz="2" w:space="0" w:color="BFC7D5"/>
+              <w:right w:val="single" w:sz="6" w:space="0" w:color="BFC7D5"/>
+            </w:tcBorders>
             <w:vAlign w:val="center"/>
           </w:tcPr>
           <w:p>
@@ -1610,8 +2066,12 @@
         </w:tc>
         <w:tc>
           <w:tcPr>
-            <w:tcW w:w="5051" w:type="dxa"/>
-            <w:tcBorders/>
+            <w:tcW w:w="5056" w:type="dxa"/>
+            <w:tcBorders>
+              <w:left w:val="single" w:sz="2" w:space="0" w:color="BFC7D5"/>
+              <w:bottom w:val="single" w:sz="2" w:space="0" w:color="BFC7D5"/>
+              <w:right w:val="single" w:sz="6" w:space="0" w:color="BFC7D5"/>
+            </w:tcBorders>
             <w:vAlign w:val="center"/>
           </w:tcPr>
           <w:p>
@@ -1640,8 +2100,12 @@
         </w:tc>
         <w:tc>
           <w:tcPr>
-            <w:tcW w:w="6077" w:type="dxa"/>
-            <w:tcBorders/>
+            <w:tcW w:w="6039" w:type="dxa"/>
+            <w:tcBorders>
+              <w:left w:val="single" w:sz="2" w:space="0" w:color="BFC7D5"/>
+              <w:bottom w:val="single" w:sz="2" w:space="0" w:color="BFC7D5"/>
+              <w:right w:val="single" w:sz="6" w:space="0" w:color="BFC7D5"/>
+            </w:tcBorders>
             <w:vAlign w:val="center"/>
           </w:tcPr>
           <w:p>
@@ -1663,8 +2127,12 @@
         <w:trPr/>
         <w:tc>
           <w:tcPr>
-            <w:tcW w:w="211" w:type="dxa"/>
-            <w:tcBorders/>
+            <w:tcW w:w="244" w:type="dxa"/>
+            <w:tcBorders>
+              <w:left w:val="single" w:sz="6" w:space="0" w:color="BFC7D5"/>
+              <w:bottom w:val="single" w:sz="2" w:space="0" w:color="BFC7D5"/>
+              <w:right w:val="single" w:sz="6" w:space="0" w:color="BFC7D5"/>
+            </w:tcBorders>
             <w:vAlign w:val="center"/>
           </w:tcPr>
           <w:p>
@@ -1683,8 +2151,12 @@
         </w:tc>
         <w:tc>
           <w:tcPr>
-            <w:tcW w:w="5051" w:type="dxa"/>
-            <w:tcBorders/>
+            <w:tcW w:w="5056" w:type="dxa"/>
+            <w:tcBorders>
+              <w:left w:val="single" w:sz="2" w:space="0" w:color="BFC7D5"/>
+              <w:bottom w:val="single" w:sz="2" w:space="0" w:color="BFC7D5"/>
+              <w:right w:val="single" w:sz="6" w:space="0" w:color="BFC7D5"/>
+            </w:tcBorders>
             <w:vAlign w:val="center"/>
           </w:tcPr>
           <w:p>
@@ -1703,8 +2175,12 @@
         </w:tc>
         <w:tc>
           <w:tcPr>
-            <w:tcW w:w="6077" w:type="dxa"/>
-            <w:tcBorders/>
+            <w:tcW w:w="6039" w:type="dxa"/>
+            <w:tcBorders>
+              <w:left w:val="single" w:sz="2" w:space="0" w:color="BFC7D5"/>
+              <w:bottom w:val="single" w:sz="2" w:space="0" w:color="BFC7D5"/>
+              <w:right w:val="single" w:sz="6" w:space="0" w:color="BFC7D5"/>
+            </w:tcBorders>
             <w:vAlign w:val="center"/>
           </w:tcPr>
           <w:p>
@@ -1736,8 +2212,12 @@
         <w:trPr/>
         <w:tc>
           <w:tcPr>
-            <w:tcW w:w="211" w:type="dxa"/>
-            <w:tcBorders/>
+            <w:tcW w:w="244" w:type="dxa"/>
+            <w:tcBorders>
+              <w:left w:val="single" w:sz="6" w:space="0" w:color="BFC7D5"/>
+              <w:bottom w:val="single" w:sz="2" w:space="0" w:color="BFC7D5"/>
+              <w:right w:val="single" w:sz="6" w:space="0" w:color="BFC7D5"/>
+            </w:tcBorders>
             <w:vAlign w:val="center"/>
           </w:tcPr>
           <w:p>
@@ -1756,8 +2236,12 @@
         </w:tc>
         <w:tc>
           <w:tcPr>
-            <w:tcW w:w="5051" w:type="dxa"/>
-            <w:tcBorders/>
+            <w:tcW w:w="5056" w:type="dxa"/>
+            <w:tcBorders>
+              <w:left w:val="single" w:sz="2" w:space="0" w:color="BFC7D5"/>
+              <w:bottom w:val="single" w:sz="2" w:space="0" w:color="BFC7D5"/>
+              <w:right w:val="single" w:sz="6" w:space="0" w:color="BFC7D5"/>
+            </w:tcBorders>
             <w:vAlign w:val="center"/>
           </w:tcPr>
           <w:p>
@@ -1776,8 +2260,12 @@
         </w:tc>
         <w:tc>
           <w:tcPr>
-            <w:tcW w:w="6077" w:type="dxa"/>
-            <w:tcBorders/>
+            <w:tcW w:w="6039" w:type="dxa"/>
+            <w:tcBorders>
+              <w:left w:val="single" w:sz="2" w:space="0" w:color="BFC7D5"/>
+              <w:bottom w:val="single" w:sz="2" w:space="0" w:color="BFC7D5"/>
+              <w:right w:val="single" w:sz="6" w:space="0" w:color="BFC7D5"/>
+            </w:tcBorders>
             <w:vAlign w:val="center"/>
           </w:tcPr>
           <w:p>
@@ -1799,8 +2287,12 @@
         <w:trPr/>
         <w:tc>
           <w:tcPr>
-            <w:tcW w:w="211" w:type="dxa"/>
-            <w:tcBorders/>
+            <w:tcW w:w="244" w:type="dxa"/>
+            <w:tcBorders>
+              <w:left w:val="single" w:sz="6" w:space="0" w:color="BFC7D5"/>
+              <w:bottom w:val="single" w:sz="6" w:space="0" w:color="BFC7D5"/>
+              <w:right w:val="single" w:sz="6" w:space="0" w:color="BFC7D5"/>
+            </w:tcBorders>
             <w:vAlign w:val="center"/>
           </w:tcPr>
           <w:p>
@@ -1819,8 +2311,12 @@
         </w:tc>
         <w:tc>
           <w:tcPr>
-            <w:tcW w:w="5051" w:type="dxa"/>
-            <w:tcBorders/>
+            <w:tcW w:w="5056" w:type="dxa"/>
+            <w:tcBorders>
+              <w:left w:val="single" w:sz="2" w:space="0" w:color="BFC7D5"/>
+              <w:bottom w:val="single" w:sz="6" w:space="0" w:color="BFC7D5"/>
+              <w:right w:val="single" w:sz="6" w:space="0" w:color="BFC7D5"/>
+            </w:tcBorders>
             <w:vAlign w:val="center"/>
           </w:tcPr>
           <w:p>
@@ -1839,8 +2335,12 @@
         </w:tc>
         <w:tc>
           <w:tcPr>
-            <w:tcW w:w="6077" w:type="dxa"/>
-            <w:tcBorders/>
+            <w:tcW w:w="6039" w:type="dxa"/>
+            <w:tcBorders>
+              <w:left w:val="single" w:sz="2" w:space="0" w:color="BFC7D5"/>
+              <w:bottom w:val="single" w:sz="6" w:space="0" w:color="BFC7D5"/>
+              <w:right w:val="single" w:sz="6" w:space="0" w:color="BFC7D5"/>
+            </w:tcBorders>
             <w:vAlign w:val="center"/>
           </w:tcPr>
           <w:p>
@@ -2114,20 +2614,20 @@
     </w:p>
     <w:tbl>
       <w:tblPr>
-        <w:tblW w:w="11339" w:type="dxa"/>
+        <w:tblW w:w="5000" w:type="pct"/>
         <w:jc w:val="left"/>
-        <w:tblInd w:w="0" w:type="dxa"/>
+        <w:tblInd w:w="-7" w:type="dxa"/>
         <w:tblLayout w:type="fixed"/>
         <w:tblCellMar>
-          <w:top w:w="28" w:type="dxa"/>
-          <w:left w:w="28" w:type="dxa"/>
-          <w:bottom w:w="28" w:type="dxa"/>
-          <w:right w:w="28" w:type="dxa"/>
+          <w:top w:w="60" w:type="dxa"/>
+          <w:left w:w="60" w:type="dxa"/>
+          <w:bottom w:w="60" w:type="dxa"/>
+          <w:right w:w="60" w:type="dxa"/>
         </w:tblCellMar>
       </w:tblPr>
       <w:tblGrid>
-        <w:gridCol w:w="1803"/>
-        <w:gridCol w:w="9536"/>
+        <w:gridCol w:w="1833"/>
+        <w:gridCol w:w="9506"/>
       </w:tblGrid>
       <w:tr>
         <w:trPr>
@@ -2135,44 +2635,60 @@
         </w:trPr>
         <w:tc>
           <w:tcPr>
-            <w:tcW w:w="1803" w:type="dxa"/>
-            <w:tcBorders/>
+            <w:tcW w:w="1833" w:type="dxa"/>
+            <w:tcBorders>
+              <w:top w:val="single" w:sz="6" w:space="0" w:color="BFC7D5"/>
+              <w:left w:val="single" w:sz="6" w:space="0" w:color="BFC7D5"/>
+              <w:bottom w:val="single" w:sz="2" w:space="0" w:color="BFC7D5"/>
+              <w:right w:val="single" w:sz="6" w:space="0" w:color="BFC7D5"/>
+            </w:tcBorders>
+            <w:shd w:fill="1F3A5F" w:val="clear"/>
             <w:vAlign w:val="center"/>
           </w:tcPr>
           <w:p>
             <w:pPr>
               <w:pStyle w:val="TableHeading"/>
-              <w:suppressLineNumbers/>
-              <w:shd w:fill="1F3A5F" w:val="clear"/>
-              <w:bidi w:val="0"/>
-              <w:spacing w:before="0" w:after="283"/>
-              <w:jc w:val="center"/>
-              <w:rPr/>
-            </w:pPr>
-            <w:r>
-              <w:rPr/>
+              <w:bidi w:val="0"/>
+              <w:spacing w:before="0" w:after="283"/>
+              <w:jc w:val="left"/>
+              <w:rPr>
+                <w:color w:val="FFFFFF"/>
+              </w:rPr>
+            </w:pPr>
+            <w:r>
+              <w:rPr>
+                <w:color w:val="FFFFFF"/>
+              </w:rPr>
               <w:t>ISO 8.2.1 topic</w:t>
             </w:r>
           </w:p>
         </w:tc>
         <w:tc>
           <w:tcPr>
-            <w:tcW w:w="9536" w:type="dxa"/>
-            <w:tcBorders/>
+            <w:tcW w:w="9506" w:type="dxa"/>
+            <w:tcBorders>
+              <w:top w:val="single" w:sz="6" w:space="0" w:color="BFC7D5"/>
+              <w:left w:val="single" w:sz="2" w:space="0" w:color="BFC7D5"/>
+              <w:bottom w:val="single" w:sz="2" w:space="0" w:color="BFC7D5"/>
+              <w:right w:val="single" w:sz="6" w:space="0" w:color="BFC7D5"/>
+            </w:tcBorders>
+            <w:shd w:fill="1F3A5F" w:val="clear"/>
             <w:vAlign w:val="center"/>
           </w:tcPr>
           <w:p>
             <w:pPr>
               <w:pStyle w:val="TableHeading"/>
-              <w:suppressLineNumbers/>
-              <w:shd w:fill="1F3A5F" w:val="clear"/>
-              <w:bidi w:val="0"/>
-              <w:spacing w:before="0" w:after="283"/>
-              <w:jc w:val="center"/>
-              <w:rPr/>
-            </w:pPr>
-            <w:r>
-              <w:rPr/>
+              <w:bidi w:val="0"/>
+              <w:spacing w:before="0" w:after="283"/>
+              <w:jc w:val="left"/>
+              <w:rPr>
+                <w:color w:val="FFFFFF"/>
+              </w:rPr>
+            </w:pPr>
+            <w:r>
+              <w:rPr>
+                <w:color w:val="FFFFFF"/>
+              </w:rPr>
               <w:t>Channel and rule</w:t>
             </w:r>
           </w:p>
@@ -2182,8 +2698,12 @@
         <w:trPr/>
         <w:tc>
           <w:tcPr>
-            <w:tcW w:w="1803" w:type="dxa"/>
-            <w:tcBorders/>
+            <w:tcW w:w="1833" w:type="dxa"/>
+            <w:tcBorders>
+              <w:left w:val="single" w:sz="6" w:space="0" w:color="BFC7D5"/>
+              <w:bottom w:val="single" w:sz="2" w:space="0" w:color="BFC7D5"/>
+              <w:right w:val="single" w:sz="6" w:space="0" w:color="BFC7D5"/>
+            </w:tcBorders>
             <w:vAlign w:val="center"/>
           </w:tcPr>
           <w:p>
@@ -2202,8 +2722,12 @@
         </w:tc>
         <w:tc>
           <w:tcPr>
-            <w:tcW w:w="9536" w:type="dxa"/>
-            <w:tcBorders/>
+            <w:tcW w:w="9506" w:type="dxa"/>
+            <w:tcBorders>
+              <w:left w:val="single" w:sz="2" w:space="0" w:color="BFC7D5"/>
+              <w:bottom w:val="single" w:sz="2" w:space="0" w:color="BFC7D5"/>
+              <w:right w:val="single" w:sz="6" w:space="0" w:color="BFC7D5"/>
+            </w:tcBorders>
             <w:vAlign w:val="center"/>
           </w:tcPr>
           <w:p>
@@ -2241,8 +2765,12 @@
         <w:trPr/>
         <w:tc>
           <w:tcPr>
-            <w:tcW w:w="1803" w:type="dxa"/>
-            <w:tcBorders/>
+            <w:tcW w:w="1833" w:type="dxa"/>
+            <w:tcBorders>
+              <w:left w:val="single" w:sz="6" w:space="0" w:color="BFC7D5"/>
+              <w:bottom w:val="single" w:sz="2" w:space="0" w:color="BFC7D5"/>
+              <w:right w:val="single" w:sz="6" w:space="0" w:color="BFC7D5"/>
+            </w:tcBorders>
             <w:vAlign w:val="center"/>
           </w:tcPr>
           <w:p>
@@ -2261,8 +2789,12 @@
         </w:tc>
         <w:tc>
           <w:tcPr>
-            <w:tcW w:w="9536" w:type="dxa"/>
-            <w:tcBorders/>
+            <w:tcW w:w="9506" w:type="dxa"/>
+            <w:tcBorders>
+              <w:left w:val="single" w:sz="2" w:space="0" w:color="BFC7D5"/>
+              <w:bottom w:val="single" w:sz="2" w:space="0" w:color="BFC7D5"/>
+              <w:right w:val="single" w:sz="6" w:space="0" w:color="BFC7D5"/>
+            </w:tcBorders>
             <w:vAlign w:val="center"/>
           </w:tcPr>
           <w:p>
@@ -2294,8 +2826,12 @@
         <w:trPr/>
         <w:tc>
           <w:tcPr>
-            <w:tcW w:w="1803" w:type="dxa"/>
-            <w:tcBorders/>
+            <w:tcW w:w="1833" w:type="dxa"/>
+            <w:tcBorders>
+              <w:left w:val="single" w:sz="6" w:space="0" w:color="BFC7D5"/>
+              <w:bottom w:val="single" w:sz="2" w:space="0" w:color="BFC7D5"/>
+              <w:right w:val="single" w:sz="6" w:space="0" w:color="BFC7D5"/>
+            </w:tcBorders>
             <w:vAlign w:val="center"/>
           </w:tcPr>
           <w:p>
@@ -2314,8 +2850,12 @@
         </w:tc>
         <w:tc>
           <w:tcPr>
-            <w:tcW w:w="9536" w:type="dxa"/>
-            <w:tcBorders/>
+            <w:tcW w:w="9506" w:type="dxa"/>
+            <w:tcBorders>
+              <w:left w:val="single" w:sz="2" w:space="0" w:color="BFC7D5"/>
+              <w:bottom w:val="single" w:sz="2" w:space="0" w:color="BFC7D5"/>
+              <w:right w:val="single" w:sz="6" w:space="0" w:color="BFC7D5"/>
+            </w:tcBorders>
             <w:vAlign w:val="center"/>
           </w:tcPr>
           <w:p>
@@ -2347,8 +2887,12 @@
         <w:trPr/>
         <w:tc>
           <w:tcPr>
-            <w:tcW w:w="1803" w:type="dxa"/>
-            <w:tcBorders/>
+            <w:tcW w:w="1833" w:type="dxa"/>
+            <w:tcBorders>
+              <w:left w:val="single" w:sz="6" w:space="0" w:color="BFC7D5"/>
+              <w:bottom w:val="single" w:sz="2" w:space="0" w:color="BFC7D5"/>
+              <w:right w:val="single" w:sz="6" w:space="0" w:color="BFC7D5"/>
+            </w:tcBorders>
             <w:vAlign w:val="center"/>
           </w:tcPr>
           <w:p>
@@ -2367,8 +2911,12 @@
         </w:tc>
         <w:tc>
           <w:tcPr>
-            <w:tcW w:w="9536" w:type="dxa"/>
-            <w:tcBorders/>
+            <w:tcW w:w="9506" w:type="dxa"/>
+            <w:tcBorders>
+              <w:left w:val="single" w:sz="2" w:space="0" w:color="BFC7D5"/>
+              <w:bottom w:val="single" w:sz="2" w:space="0" w:color="BFC7D5"/>
+              <w:right w:val="single" w:sz="6" w:space="0" w:color="BFC7D5"/>
+            </w:tcBorders>
             <w:vAlign w:val="center"/>
           </w:tcPr>
           <w:p>
@@ -2407,7 +2955,7 @@
               <w:rPr>
                 <w:rStyle w:val="SourceText"/>
               </w:rPr>
-              <w:t>docker-compose.yml:101-102</w:t>
+              <w:t>docker-compose.yml:112-113</w:t>
             </w:r>
             <w:r>
               <w:rPr/>
@@ -2440,8 +2988,12 @@
         <w:trPr/>
         <w:tc>
           <w:tcPr>
-            <w:tcW w:w="1803" w:type="dxa"/>
-            <w:tcBorders/>
+            <w:tcW w:w="1833" w:type="dxa"/>
+            <w:tcBorders>
+              <w:left w:val="single" w:sz="6" w:space="0" w:color="BFC7D5"/>
+              <w:bottom w:val="single" w:sz="6" w:space="0" w:color="BFC7D5"/>
+              <w:right w:val="single" w:sz="6" w:space="0" w:color="BFC7D5"/>
+            </w:tcBorders>
             <w:vAlign w:val="center"/>
           </w:tcPr>
           <w:p>
@@ -2460,8 +3012,12 @@
         </w:tc>
         <w:tc>
           <w:tcPr>
-            <w:tcW w:w="9536" w:type="dxa"/>
-            <w:tcBorders/>
+            <w:tcW w:w="9506" w:type="dxa"/>
+            <w:tcBorders>
+              <w:left w:val="single" w:sz="2" w:space="0" w:color="BFC7D5"/>
+              <w:bottom w:val="single" w:sz="6" w:space="0" w:color="BFC7D5"/>
+              <w:right w:val="single" w:sz="6" w:space="0" w:color="BFC7D5"/>
+            </w:tcBorders>
             <w:vAlign w:val="center"/>
           </w:tcPr>
           <w:p>
@@ -2534,22 +3090,22 @@
     </w:p>
     <w:tbl>
       <w:tblPr>
-        <w:tblW w:w="11339" w:type="dxa"/>
+        <w:tblW w:w="5000" w:type="pct"/>
         <w:jc w:val="left"/>
-        <w:tblInd w:w="0" w:type="dxa"/>
+        <w:tblInd w:w="-7" w:type="dxa"/>
         <w:tblLayout w:type="fixed"/>
         <w:tblCellMar>
-          <w:top w:w="28" w:type="dxa"/>
-          <w:left w:w="28" w:type="dxa"/>
-          <w:bottom w:w="28" w:type="dxa"/>
-          <w:right w:w="28" w:type="dxa"/>
+          <w:top w:w="60" w:type="dxa"/>
+          <w:left w:w="60" w:type="dxa"/>
+          <w:bottom w:w="60" w:type="dxa"/>
+          <w:right w:w="60" w:type="dxa"/>
         </w:tblCellMar>
       </w:tblPr>
       <w:tblGrid>
-        <w:gridCol w:w="2816"/>
-        <w:gridCol w:w="1221"/>
-        <w:gridCol w:w="3262"/>
-        <w:gridCol w:w="4040"/>
+        <w:gridCol w:w="2823"/>
+        <w:gridCol w:w="1250"/>
+        <w:gridCol w:w="3264"/>
+        <w:gridCol w:w="4002"/>
       </w:tblGrid>
       <w:tr>
         <w:trPr>
@@ -2557,88 +3113,120 @@
         </w:trPr>
         <w:tc>
           <w:tcPr>
-            <w:tcW w:w="2816" w:type="dxa"/>
-            <w:tcBorders/>
+            <w:tcW w:w="2823" w:type="dxa"/>
+            <w:tcBorders>
+              <w:top w:val="single" w:sz="6" w:space="0" w:color="BFC7D5"/>
+              <w:left w:val="single" w:sz="6" w:space="0" w:color="BFC7D5"/>
+              <w:bottom w:val="single" w:sz="2" w:space="0" w:color="BFC7D5"/>
+              <w:right w:val="single" w:sz="6" w:space="0" w:color="BFC7D5"/>
+            </w:tcBorders>
+            <w:shd w:fill="1F3A5F" w:val="clear"/>
             <w:vAlign w:val="center"/>
           </w:tcPr>
           <w:p>
             <w:pPr>
               <w:pStyle w:val="TableHeading"/>
-              <w:suppressLineNumbers/>
-              <w:shd w:fill="1F3A5F" w:val="clear"/>
-              <w:bidi w:val="0"/>
-              <w:spacing w:before="0" w:after="283"/>
-              <w:jc w:val="center"/>
-              <w:rPr/>
-            </w:pPr>
-            <w:r>
-              <w:rPr/>
+              <w:bidi w:val="0"/>
+              <w:spacing w:before="0" w:after="283"/>
+              <w:jc w:val="left"/>
+              <w:rPr>
+                <w:color w:val="FFFFFF"/>
+              </w:rPr>
+            </w:pPr>
+            <w:r>
+              <w:rPr>
+                <w:color w:val="FFFFFF"/>
+              </w:rPr>
               <w:t>Step</w:t>
             </w:r>
           </w:p>
         </w:tc>
         <w:tc>
           <w:tcPr>
-            <w:tcW w:w="1221" w:type="dxa"/>
-            <w:tcBorders/>
+            <w:tcW w:w="1250" w:type="dxa"/>
+            <w:tcBorders>
+              <w:top w:val="single" w:sz="6" w:space="0" w:color="BFC7D5"/>
+              <w:left w:val="single" w:sz="2" w:space="0" w:color="BFC7D5"/>
+              <w:bottom w:val="single" w:sz="2" w:space="0" w:color="BFC7D5"/>
+              <w:right w:val="single" w:sz="6" w:space="0" w:color="BFC7D5"/>
+            </w:tcBorders>
+            <w:shd w:fill="1F3A5F" w:val="clear"/>
             <w:vAlign w:val="center"/>
           </w:tcPr>
           <w:p>
             <w:pPr>
               <w:pStyle w:val="TableHeading"/>
-              <w:suppressLineNumbers/>
-              <w:shd w:fill="1F3A5F" w:val="clear"/>
-              <w:bidi w:val="0"/>
-              <w:spacing w:before="0" w:after="283"/>
-              <w:jc w:val="center"/>
-              <w:rPr/>
-            </w:pPr>
-            <w:r>
-              <w:rPr/>
+              <w:bidi w:val="0"/>
+              <w:spacing w:before="0" w:after="283"/>
+              <w:jc w:val="left"/>
+              <w:rPr>
+                <w:color w:val="FFFFFF"/>
+              </w:rPr>
+            </w:pPr>
+            <w:r>
+              <w:rPr>
+                <w:color w:val="FFFFFF"/>
+              </w:rPr>
               <w:t>Who</w:t>
             </w:r>
           </w:p>
         </w:tc>
         <w:tc>
           <w:tcPr>
-            <w:tcW w:w="3262" w:type="dxa"/>
-            <w:tcBorders/>
+            <w:tcW w:w="3264" w:type="dxa"/>
+            <w:tcBorders>
+              <w:top w:val="single" w:sz="6" w:space="0" w:color="BFC7D5"/>
+              <w:left w:val="single" w:sz="2" w:space="0" w:color="BFC7D5"/>
+              <w:bottom w:val="single" w:sz="2" w:space="0" w:color="BFC7D5"/>
+              <w:right w:val="single" w:sz="6" w:space="0" w:color="BFC7D5"/>
+            </w:tcBorders>
+            <w:shd w:fill="1F3A5F" w:val="clear"/>
             <w:vAlign w:val="center"/>
           </w:tcPr>
           <w:p>
             <w:pPr>
               <w:pStyle w:val="TableHeading"/>
-              <w:suppressLineNumbers/>
-              <w:shd w:fill="1F3A5F" w:val="clear"/>
-              <w:bidi w:val="0"/>
-              <w:spacing w:before="0" w:after="283"/>
-              <w:jc w:val="center"/>
-              <w:rPr/>
-            </w:pPr>
-            <w:r>
-              <w:rPr/>
+              <w:bidi w:val="0"/>
+              <w:spacing w:before="0" w:after="283"/>
+              <w:jc w:val="left"/>
+              <w:rPr>
+                <w:color w:val="FFFFFF"/>
+              </w:rPr>
+            </w:pPr>
+            <w:r>
+              <w:rPr>
+                <w:color w:val="FFFFFF"/>
+              </w:rPr>
               <w:t>Timescale</w:t>
             </w:r>
           </w:p>
         </w:tc>
         <w:tc>
           <w:tcPr>
-            <w:tcW w:w="4040" w:type="dxa"/>
-            <w:tcBorders/>
+            <w:tcW w:w="4002" w:type="dxa"/>
+            <w:tcBorders>
+              <w:top w:val="single" w:sz="6" w:space="0" w:color="BFC7D5"/>
+              <w:left w:val="single" w:sz="2" w:space="0" w:color="BFC7D5"/>
+              <w:bottom w:val="single" w:sz="2" w:space="0" w:color="BFC7D5"/>
+              <w:right w:val="single" w:sz="6" w:space="0" w:color="BFC7D5"/>
+            </w:tcBorders>
+            <w:shd w:fill="1F3A5F" w:val="clear"/>
             <w:vAlign w:val="center"/>
           </w:tcPr>
           <w:p>
             <w:pPr>
               <w:pStyle w:val="TableHeading"/>
-              <w:suppressLineNumbers/>
-              <w:shd w:fill="1F3A5F" w:val="clear"/>
-              <w:bidi w:val="0"/>
-              <w:spacing w:before="0" w:after="283"/>
-              <w:jc w:val="center"/>
-              <w:rPr/>
-            </w:pPr>
-            <w:r>
-              <w:rPr/>
+              <w:bidi w:val="0"/>
+              <w:spacing w:before="0" w:after="283"/>
+              <w:jc w:val="left"/>
+              <w:rPr>
+                <w:color w:val="FFFFFF"/>
+              </w:rPr>
+            </w:pPr>
+            <w:r>
+              <w:rPr>
+                <w:color w:val="FFFFFF"/>
+              </w:rPr>
               <w:t>Record</w:t>
             </w:r>
           </w:p>
@@ -2648,8 +3236,12 @@
         <w:trPr/>
         <w:tc>
           <w:tcPr>
-            <w:tcW w:w="2816" w:type="dxa"/>
-            <w:tcBorders/>
+            <w:tcW w:w="2823" w:type="dxa"/>
+            <w:tcBorders>
+              <w:left w:val="single" w:sz="6" w:space="0" w:color="BFC7D5"/>
+              <w:bottom w:val="single" w:sz="2" w:space="0" w:color="BFC7D5"/>
+              <w:right w:val="single" w:sz="6" w:space="0" w:color="BFC7D5"/>
+            </w:tcBorders>
             <w:vAlign w:val="center"/>
           </w:tcPr>
           <w:p>
@@ -2668,8 +3260,12 @@
         </w:tc>
         <w:tc>
           <w:tcPr>
-            <w:tcW w:w="1221" w:type="dxa"/>
-            <w:tcBorders/>
+            <w:tcW w:w="1250" w:type="dxa"/>
+            <w:tcBorders>
+              <w:left w:val="single" w:sz="2" w:space="0" w:color="BFC7D5"/>
+              <w:bottom w:val="single" w:sz="2" w:space="0" w:color="BFC7D5"/>
+              <w:right w:val="single" w:sz="6" w:space="0" w:color="BFC7D5"/>
+            </w:tcBorders>
             <w:vAlign w:val="center"/>
           </w:tcPr>
           <w:p>
@@ -2688,8 +3284,12 @@
         </w:tc>
         <w:tc>
           <w:tcPr>
-            <w:tcW w:w="3262" w:type="dxa"/>
-            <w:tcBorders/>
+            <w:tcW w:w="3264" w:type="dxa"/>
+            <w:tcBorders>
+              <w:left w:val="single" w:sz="2" w:space="0" w:color="BFC7D5"/>
+              <w:bottom w:val="single" w:sz="2" w:space="0" w:color="BFC7D5"/>
+              <w:right w:val="single" w:sz="6" w:space="0" w:color="BFC7D5"/>
+            </w:tcBorders>
             <w:vAlign w:val="center"/>
           </w:tcPr>
           <w:p>
@@ -2708,8 +3308,12 @@
         </w:tc>
         <w:tc>
           <w:tcPr>
-            <w:tcW w:w="4040" w:type="dxa"/>
-            <w:tcBorders/>
+            <w:tcW w:w="4002" w:type="dxa"/>
+            <w:tcBorders>
+              <w:left w:val="single" w:sz="2" w:space="0" w:color="BFC7D5"/>
+              <w:bottom w:val="single" w:sz="2" w:space="0" w:color="BFC7D5"/>
+              <w:right w:val="single" w:sz="6" w:space="0" w:color="BFC7D5"/>
+            </w:tcBorders>
             <w:vAlign w:val="center"/>
           </w:tcPr>
           <w:p>
@@ -2737,8 +3341,12 @@
         <w:trPr/>
         <w:tc>
           <w:tcPr>
-            <w:tcW w:w="2816" w:type="dxa"/>
-            <w:tcBorders/>
+            <w:tcW w:w="2823" w:type="dxa"/>
+            <w:tcBorders>
+              <w:left w:val="single" w:sz="6" w:space="0" w:color="BFC7D5"/>
+              <w:bottom w:val="single" w:sz="2" w:space="0" w:color="BFC7D5"/>
+              <w:right w:val="single" w:sz="6" w:space="0" w:color="BFC7D5"/>
+            </w:tcBorders>
             <w:vAlign w:val="center"/>
           </w:tcPr>
           <w:p>
@@ -2757,8 +3365,12 @@
         </w:tc>
         <w:tc>
           <w:tcPr>
-            <w:tcW w:w="1221" w:type="dxa"/>
-            <w:tcBorders/>
+            <w:tcW w:w="1250" w:type="dxa"/>
+            <w:tcBorders>
+              <w:left w:val="single" w:sz="2" w:space="0" w:color="BFC7D5"/>
+              <w:bottom w:val="single" w:sz="2" w:space="0" w:color="BFC7D5"/>
+              <w:right w:val="single" w:sz="6" w:space="0" w:color="BFC7D5"/>
+            </w:tcBorders>
             <w:vAlign w:val="center"/>
           </w:tcPr>
           <w:p>
@@ -2777,8 +3389,12 @@
         </w:tc>
         <w:tc>
           <w:tcPr>
-            <w:tcW w:w="3262" w:type="dxa"/>
-            <w:tcBorders/>
+            <w:tcW w:w="3264" w:type="dxa"/>
+            <w:tcBorders>
+              <w:left w:val="single" w:sz="2" w:space="0" w:color="BFC7D5"/>
+              <w:bottom w:val="single" w:sz="2" w:space="0" w:color="BFC7D5"/>
+              <w:right w:val="single" w:sz="6" w:space="0" w:color="BFC7D5"/>
+            </w:tcBorders>
             <w:vAlign w:val="center"/>
           </w:tcPr>
           <w:p>
@@ -2797,8 +3413,12 @@
         </w:tc>
         <w:tc>
           <w:tcPr>
-            <w:tcW w:w="4040" w:type="dxa"/>
-            <w:tcBorders/>
+            <w:tcW w:w="4002" w:type="dxa"/>
+            <w:tcBorders>
+              <w:left w:val="single" w:sz="2" w:space="0" w:color="BFC7D5"/>
+              <w:bottom w:val="single" w:sz="2" w:space="0" w:color="BFC7D5"/>
+              <w:right w:val="single" w:sz="6" w:space="0" w:color="BFC7D5"/>
+            </w:tcBorders>
             <w:vAlign w:val="center"/>
           </w:tcPr>
           <w:p>
@@ -2820,8 +3440,12 @@
         <w:trPr/>
         <w:tc>
           <w:tcPr>
-            <w:tcW w:w="2816" w:type="dxa"/>
-            <w:tcBorders/>
+            <w:tcW w:w="2823" w:type="dxa"/>
+            <w:tcBorders>
+              <w:left w:val="single" w:sz="6" w:space="0" w:color="BFC7D5"/>
+              <w:bottom w:val="single" w:sz="2" w:space="0" w:color="BFC7D5"/>
+              <w:right w:val="single" w:sz="6" w:space="0" w:color="BFC7D5"/>
+            </w:tcBorders>
             <w:vAlign w:val="center"/>
           </w:tcPr>
           <w:p>
@@ -2840,8 +3464,12 @@
         </w:tc>
         <w:tc>
           <w:tcPr>
-            <w:tcW w:w="1221" w:type="dxa"/>
-            <w:tcBorders/>
+            <w:tcW w:w="1250" w:type="dxa"/>
+            <w:tcBorders>
+              <w:left w:val="single" w:sz="2" w:space="0" w:color="BFC7D5"/>
+              <w:bottom w:val="single" w:sz="2" w:space="0" w:color="BFC7D5"/>
+              <w:right w:val="single" w:sz="6" w:space="0" w:color="BFC7D5"/>
+            </w:tcBorders>
             <w:vAlign w:val="center"/>
           </w:tcPr>
           <w:p>
@@ -2860,8 +3488,12 @@
         </w:tc>
         <w:tc>
           <w:tcPr>
-            <w:tcW w:w="3262" w:type="dxa"/>
-            <w:tcBorders/>
+            <w:tcW w:w="3264" w:type="dxa"/>
+            <w:tcBorders>
+              <w:left w:val="single" w:sz="2" w:space="0" w:color="BFC7D5"/>
+              <w:bottom w:val="single" w:sz="2" w:space="0" w:color="BFC7D5"/>
+              <w:right w:val="single" w:sz="6" w:space="0" w:color="BFC7D5"/>
+            </w:tcBorders>
             <w:vAlign w:val="center"/>
           </w:tcPr>
           <w:p>
@@ -2880,8 +3512,12 @@
         </w:tc>
         <w:tc>
           <w:tcPr>
-            <w:tcW w:w="4040" w:type="dxa"/>
-            <w:tcBorders/>
+            <w:tcW w:w="4002" w:type="dxa"/>
+            <w:tcBorders>
+              <w:left w:val="single" w:sz="2" w:space="0" w:color="BFC7D5"/>
+              <w:bottom w:val="single" w:sz="2" w:space="0" w:color="BFC7D5"/>
+              <w:right w:val="single" w:sz="6" w:space="0" w:color="BFC7D5"/>
+            </w:tcBorders>
             <w:vAlign w:val="center"/>
           </w:tcPr>
           <w:p>
@@ -2913,8 +3549,12 @@
         <w:trPr/>
         <w:tc>
           <w:tcPr>
-            <w:tcW w:w="2816" w:type="dxa"/>
-            <w:tcBorders/>
+            <w:tcW w:w="2823" w:type="dxa"/>
+            <w:tcBorders>
+              <w:left w:val="single" w:sz="6" w:space="0" w:color="BFC7D5"/>
+              <w:bottom w:val="single" w:sz="2" w:space="0" w:color="BFC7D5"/>
+              <w:right w:val="single" w:sz="6" w:space="0" w:color="BFC7D5"/>
+            </w:tcBorders>
             <w:vAlign w:val="center"/>
           </w:tcPr>
           <w:p>
@@ -2933,8 +3573,12 @@
         </w:tc>
         <w:tc>
           <w:tcPr>
-            <w:tcW w:w="1221" w:type="dxa"/>
-            <w:tcBorders/>
+            <w:tcW w:w="1250" w:type="dxa"/>
+            <w:tcBorders>
+              <w:left w:val="single" w:sz="2" w:space="0" w:color="BFC7D5"/>
+              <w:bottom w:val="single" w:sz="2" w:space="0" w:color="BFC7D5"/>
+              <w:right w:val="single" w:sz="6" w:space="0" w:color="BFC7D5"/>
+            </w:tcBorders>
             <w:vAlign w:val="center"/>
           </w:tcPr>
           <w:p>
@@ -2953,8 +3597,12 @@
         </w:tc>
         <w:tc>
           <w:tcPr>
-            <w:tcW w:w="3262" w:type="dxa"/>
-            <w:tcBorders/>
+            <w:tcW w:w="3264" w:type="dxa"/>
+            <w:tcBorders>
+              <w:left w:val="single" w:sz="2" w:space="0" w:color="BFC7D5"/>
+              <w:bottom w:val="single" w:sz="2" w:space="0" w:color="BFC7D5"/>
+              <w:right w:val="single" w:sz="6" w:space="0" w:color="BFC7D5"/>
+            </w:tcBorders>
             <w:vAlign w:val="center"/>
           </w:tcPr>
           <w:p>
@@ -2973,8 +3621,12 @@
         </w:tc>
         <w:tc>
           <w:tcPr>
-            <w:tcW w:w="4040" w:type="dxa"/>
-            <w:tcBorders/>
+            <w:tcW w:w="4002" w:type="dxa"/>
+            <w:tcBorders>
+              <w:left w:val="single" w:sz="2" w:space="0" w:color="BFC7D5"/>
+              <w:bottom w:val="single" w:sz="2" w:space="0" w:color="BFC7D5"/>
+              <w:right w:val="single" w:sz="6" w:space="0" w:color="BFC7D5"/>
+            </w:tcBorders>
             <w:vAlign w:val="center"/>
           </w:tcPr>
           <w:p>
@@ -2996,8 +3648,12 @@
         <w:trPr/>
         <w:tc>
           <w:tcPr>
-            <w:tcW w:w="2816" w:type="dxa"/>
-            <w:tcBorders/>
+            <w:tcW w:w="2823" w:type="dxa"/>
+            <w:tcBorders>
+              <w:left w:val="single" w:sz="6" w:space="0" w:color="BFC7D5"/>
+              <w:bottom w:val="single" w:sz="6" w:space="0" w:color="BFC7D5"/>
+              <w:right w:val="single" w:sz="6" w:space="0" w:color="BFC7D5"/>
+            </w:tcBorders>
             <w:vAlign w:val="center"/>
           </w:tcPr>
           <w:p>
@@ -3016,8 +3672,12 @@
         </w:tc>
         <w:tc>
           <w:tcPr>
-            <w:tcW w:w="1221" w:type="dxa"/>
-            <w:tcBorders/>
+            <w:tcW w:w="1250" w:type="dxa"/>
+            <w:tcBorders>
+              <w:left w:val="single" w:sz="2" w:space="0" w:color="BFC7D5"/>
+              <w:bottom w:val="single" w:sz="6" w:space="0" w:color="BFC7D5"/>
+              <w:right w:val="single" w:sz="6" w:space="0" w:color="BFC7D5"/>
+            </w:tcBorders>
             <w:vAlign w:val="center"/>
           </w:tcPr>
           <w:p>
@@ -3036,8 +3696,12 @@
         </w:tc>
         <w:tc>
           <w:tcPr>
-            <w:tcW w:w="3262" w:type="dxa"/>
-            <w:tcBorders/>
+            <w:tcW w:w="3264" w:type="dxa"/>
+            <w:tcBorders>
+              <w:left w:val="single" w:sz="2" w:space="0" w:color="BFC7D5"/>
+              <w:bottom w:val="single" w:sz="6" w:space="0" w:color="BFC7D5"/>
+              <w:right w:val="single" w:sz="6" w:space="0" w:color="BFC7D5"/>
+            </w:tcBorders>
             <w:vAlign w:val="center"/>
           </w:tcPr>
           <w:p>
@@ -3056,8 +3720,12 @@
         </w:tc>
         <w:tc>
           <w:tcPr>
-            <w:tcW w:w="4040" w:type="dxa"/>
-            <w:tcBorders/>
+            <w:tcW w:w="4002" w:type="dxa"/>
+            <w:tcBorders>
+              <w:left w:val="single" w:sz="2" w:space="0" w:color="BFC7D5"/>
+              <w:bottom w:val="single" w:sz="6" w:space="0" w:color="BFC7D5"/>
+              <w:right w:val="single" w:sz="6" w:space="0" w:color="BFC7D5"/>
+            </w:tcBorders>
             <w:vAlign w:val="center"/>
           </w:tcPr>
           <w:p>
@@ -3130,22 +3798,22 @@
     </w:p>
     <w:tbl>
       <w:tblPr>
-        <w:tblW w:w="11339" w:type="dxa"/>
+        <w:tblW w:w="5000" w:type="pct"/>
         <w:jc w:val="left"/>
-        <w:tblInd w:w="0" w:type="dxa"/>
+        <w:tblInd w:w="-7" w:type="dxa"/>
         <w:tblLayout w:type="fixed"/>
         <w:tblCellMar>
-          <w:top w:w="28" w:type="dxa"/>
-          <w:left w:w="28" w:type="dxa"/>
-          <w:bottom w:w="28" w:type="dxa"/>
-          <w:right w:w="28" w:type="dxa"/>
+          <w:top w:w="60" w:type="dxa"/>
+          <w:left w:w="60" w:type="dxa"/>
+          <w:bottom w:w="60" w:type="dxa"/>
+          <w:right w:w="60" w:type="dxa"/>
         </w:tblCellMar>
       </w:tblPr>
       <w:tblGrid>
-        <w:gridCol w:w="4304"/>
-        <w:gridCol w:w="1184"/>
-        <w:gridCol w:w="1809"/>
-        <w:gridCol w:w="4042"/>
+        <w:gridCol w:w="4286"/>
+        <w:gridCol w:w="1216"/>
+        <w:gridCol w:w="1830"/>
+        <w:gridCol w:w="4007"/>
       </w:tblGrid>
       <w:tr>
         <w:trPr>
@@ -3153,88 +3821,120 @@
         </w:trPr>
         <w:tc>
           <w:tcPr>
-            <w:tcW w:w="4304" w:type="dxa"/>
-            <w:tcBorders/>
+            <w:tcW w:w="4286" w:type="dxa"/>
+            <w:tcBorders>
+              <w:top w:val="single" w:sz="6" w:space="0" w:color="BFC7D5"/>
+              <w:left w:val="single" w:sz="6" w:space="0" w:color="BFC7D5"/>
+              <w:bottom w:val="single" w:sz="2" w:space="0" w:color="BFC7D5"/>
+              <w:right w:val="single" w:sz="6" w:space="0" w:color="BFC7D5"/>
+            </w:tcBorders>
+            <w:shd w:fill="1F3A5F" w:val="clear"/>
             <w:vAlign w:val="center"/>
           </w:tcPr>
           <w:p>
             <w:pPr>
               <w:pStyle w:val="TableHeading"/>
-              <w:suppressLineNumbers/>
-              <w:shd w:fill="1F3A5F" w:val="clear"/>
-              <w:bidi w:val="0"/>
-              <w:spacing w:before="0" w:after="283"/>
-              <w:jc w:val="center"/>
-              <w:rPr/>
-            </w:pPr>
-            <w:r>
-              <w:rPr/>
+              <w:bidi w:val="0"/>
+              <w:spacing w:before="0" w:after="283"/>
+              <w:jc w:val="left"/>
+              <w:rPr>
+                <w:color w:val="FFFFFF"/>
+              </w:rPr>
+            </w:pPr>
+            <w:r>
+              <w:rPr>
+                <w:color w:val="FFFFFF"/>
+              </w:rPr>
               <w:t>Method</w:t>
             </w:r>
           </w:p>
         </w:tc>
         <w:tc>
           <w:tcPr>
-            <w:tcW w:w="1184" w:type="dxa"/>
-            <w:tcBorders/>
+            <w:tcW w:w="1216" w:type="dxa"/>
+            <w:tcBorders>
+              <w:top w:val="single" w:sz="6" w:space="0" w:color="BFC7D5"/>
+              <w:left w:val="single" w:sz="2" w:space="0" w:color="BFC7D5"/>
+              <w:bottom w:val="single" w:sz="2" w:space="0" w:color="BFC7D5"/>
+              <w:right w:val="single" w:sz="6" w:space="0" w:color="BFC7D5"/>
+            </w:tcBorders>
+            <w:shd w:fill="1F3A5F" w:val="clear"/>
             <w:vAlign w:val="center"/>
           </w:tcPr>
           <w:p>
             <w:pPr>
               <w:pStyle w:val="TableHeading"/>
-              <w:suppressLineNumbers/>
-              <w:shd w:fill="1F3A5F" w:val="clear"/>
-              <w:bidi w:val="0"/>
-              <w:spacing w:before="0" w:after="283"/>
-              <w:jc w:val="center"/>
-              <w:rPr/>
-            </w:pPr>
-            <w:r>
-              <w:rPr/>
+              <w:bidi w:val="0"/>
+              <w:spacing w:before="0" w:after="283"/>
+              <w:jc w:val="left"/>
+              <w:rPr>
+                <w:color w:val="FFFFFF"/>
+              </w:rPr>
+            </w:pPr>
+            <w:r>
+              <w:rPr>
+                <w:color w:val="FFFFFF"/>
+              </w:rPr>
               <w:t>When</w:t>
             </w:r>
           </w:p>
         </w:tc>
         <w:tc>
           <w:tcPr>
-            <w:tcW w:w="1809" w:type="dxa"/>
-            <w:tcBorders/>
+            <w:tcW w:w="1830" w:type="dxa"/>
+            <w:tcBorders>
+              <w:top w:val="single" w:sz="6" w:space="0" w:color="BFC7D5"/>
+              <w:left w:val="single" w:sz="2" w:space="0" w:color="BFC7D5"/>
+              <w:bottom w:val="single" w:sz="2" w:space="0" w:color="BFC7D5"/>
+              <w:right w:val="single" w:sz="6" w:space="0" w:color="BFC7D5"/>
+            </w:tcBorders>
+            <w:shd w:fill="1F3A5F" w:val="clear"/>
             <w:vAlign w:val="center"/>
           </w:tcPr>
           <w:p>
             <w:pPr>
               <w:pStyle w:val="TableHeading"/>
-              <w:suppressLineNumbers/>
-              <w:shd w:fill="1F3A5F" w:val="clear"/>
-              <w:bidi w:val="0"/>
-              <w:spacing w:before="0" w:after="283"/>
-              <w:jc w:val="center"/>
-              <w:rPr/>
-            </w:pPr>
-            <w:r>
-              <w:rPr/>
+              <w:bidi w:val="0"/>
+              <w:spacing w:before="0" w:after="283"/>
+              <w:jc w:val="left"/>
+              <w:rPr>
+                <w:color w:val="FFFFFF"/>
+              </w:rPr>
+            </w:pPr>
+            <w:r>
+              <w:rPr>
+                <w:color w:val="FFFFFF"/>
+              </w:rPr>
               <w:t>Who</w:t>
             </w:r>
           </w:p>
         </w:tc>
         <w:tc>
           <w:tcPr>
-            <w:tcW w:w="4042" w:type="dxa"/>
-            <w:tcBorders/>
+            <w:tcW w:w="4007" w:type="dxa"/>
+            <w:tcBorders>
+              <w:top w:val="single" w:sz="6" w:space="0" w:color="BFC7D5"/>
+              <w:left w:val="single" w:sz="2" w:space="0" w:color="BFC7D5"/>
+              <w:bottom w:val="single" w:sz="2" w:space="0" w:color="BFC7D5"/>
+              <w:right w:val="single" w:sz="6" w:space="0" w:color="BFC7D5"/>
+            </w:tcBorders>
+            <w:shd w:fill="1F3A5F" w:val="clear"/>
             <w:vAlign w:val="center"/>
           </w:tcPr>
           <w:p>
             <w:pPr>
               <w:pStyle w:val="TableHeading"/>
-              <w:suppressLineNumbers/>
-              <w:shd w:fill="1F3A5F" w:val="clear"/>
-              <w:bidi w:val="0"/>
-              <w:spacing w:before="0" w:after="283"/>
-              <w:jc w:val="center"/>
-              <w:rPr/>
-            </w:pPr>
-            <w:r>
-              <w:rPr/>
+              <w:bidi w:val="0"/>
+              <w:spacing w:before="0" w:after="283"/>
+              <w:jc w:val="left"/>
+              <w:rPr>
+                <w:color w:val="FFFFFF"/>
+              </w:rPr>
+            </w:pPr>
+            <w:r>
+              <w:rPr>
+                <w:color w:val="FFFFFF"/>
+              </w:rPr>
               <w:t>Record</w:t>
             </w:r>
           </w:p>
@@ -3244,8 +3944,12 @@
         <w:trPr/>
         <w:tc>
           <w:tcPr>
-            <w:tcW w:w="4304" w:type="dxa"/>
-            <w:tcBorders/>
+            <w:tcW w:w="4286" w:type="dxa"/>
+            <w:tcBorders>
+              <w:left w:val="single" w:sz="6" w:space="0" w:color="BFC7D5"/>
+              <w:bottom w:val="single" w:sz="2" w:space="0" w:color="BFC7D5"/>
+              <w:right w:val="single" w:sz="6" w:space="0" w:color="BFC7D5"/>
+            </w:tcBorders>
             <w:vAlign w:val="center"/>
           </w:tcPr>
           <w:p>
@@ -3264,8 +3968,12 @@
         </w:tc>
         <w:tc>
           <w:tcPr>
-            <w:tcW w:w="1184" w:type="dxa"/>
-            <w:tcBorders/>
+            <w:tcW w:w="1216" w:type="dxa"/>
+            <w:tcBorders>
+              <w:left w:val="single" w:sz="2" w:space="0" w:color="BFC7D5"/>
+              <w:bottom w:val="single" w:sz="2" w:space="0" w:color="BFC7D5"/>
+              <w:right w:val="single" w:sz="6" w:space="0" w:color="BFC7D5"/>
+            </w:tcBorders>
             <w:vAlign w:val="center"/>
           </w:tcPr>
           <w:p>
@@ -3284,8 +3992,12 @@
         </w:tc>
         <w:tc>
           <w:tcPr>
-            <w:tcW w:w="1809" w:type="dxa"/>
-            <w:tcBorders/>
+            <w:tcW w:w="1830" w:type="dxa"/>
+            <w:tcBorders>
+              <w:left w:val="single" w:sz="2" w:space="0" w:color="BFC7D5"/>
+              <w:bottom w:val="single" w:sz="2" w:space="0" w:color="BFC7D5"/>
+              <w:right w:val="single" w:sz="6" w:space="0" w:color="BFC7D5"/>
+            </w:tcBorders>
             <w:vAlign w:val="center"/>
           </w:tcPr>
           <w:p>
@@ -3304,8 +4016,12 @@
         </w:tc>
         <w:tc>
           <w:tcPr>
-            <w:tcW w:w="4042" w:type="dxa"/>
-            <w:tcBorders/>
+            <w:tcW w:w="4007" w:type="dxa"/>
+            <w:tcBorders>
+              <w:left w:val="single" w:sz="2" w:space="0" w:color="BFC7D5"/>
+              <w:bottom w:val="single" w:sz="2" w:space="0" w:color="BFC7D5"/>
+              <w:right w:val="single" w:sz="6" w:space="0" w:color="BFC7D5"/>
+            </w:tcBorders>
             <w:vAlign w:val="center"/>
           </w:tcPr>
           <w:p>
@@ -3339,8 +4055,12 @@
         <w:trPr/>
         <w:tc>
           <w:tcPr>
-            <w:tcW w:w="4304" w:type="dxa"/>
-            <w:tcBorders/>
+            <w:tcW w:w="4286" w:type="dxa"/>
+            <w:tcBorders>
+              <w:left w:val="single" w:sz="6" w:space="0" w:color="BFC7D5"/>
+              <w:bottom w:val="single" w:sz="2" w:space="0" w:color="BFC7D5"/>
+              <w:right w:val="single" w:sz="6" w:space="0" w:color="BFC7D5"/>
+            </w:tcBorders>
             <w:vAlign w:val="center"/>
           </w:tcPr>
           <w:p>
@@ -3359,8 +4079,12 @@
         </w:tc>
         <w:tc>
           <w:tcPr>
-            <w:tcW w:w="1184" w:type="dxa"/>
-            <w:tcBorders/>
+            <w:tcW w:w="1216" w:type="dxa"/>
+            <w:tcBorders>
+              <w:left w:val="single" w:sz="2" w:space="0" w:color="BFC7D5"/>
+              <w:bottom w:val="single" w:sz="2" w:space="0" w:color="BFC7D5"/>
+              <w:right w:val="single" w:sz="6" w:space="0" w:color="BFC7D5"/>
+            </w:tcBorders>
             <w:vAlign w:val="center"/>
           </w:tcPr>
           <w:p>
@@ -3379,8 +4103,12 @@
         </w:tc>
         <w:tc>
           <w:tcPr>
-            <w:tcW w:w="1809" w:type="dxa"/>
-            <w:tcBorders/>
+            <w:tcW w:w="1830" w:type="dxa"/>
+            <w:tcBorders>
+              <w:left w:val="single" w:sz="2" w:space="0" w:color="BFC7D5"/>
+              <w:bottom w:val="single" w:sz="2" w:space="0" w:color="BFC7D5"/>
+              <w:right w:val="single" w:sz="6" w:space="0" w:color="BFC7D5"/>
+            </w:tcBorders>
             <w:vAlign w:val="center"/>
           </w:tcPr>
           <w:p>
@@ -3399,8 +4127,12 @@
         </w:tc>
         <w:tc>
           <w:tcPr>
-            <w:tcW w:w="4042" w:type="dxa"/>
-            <w:tcBorders/>
+            <w:tcW w:w="4007" w:type="dxa"/>
+            <w:tcBorders>
+              <w:left w:val="single" w:sz="2" w:space="0" w:color="BFC7D5"/>
+              <w:bottom w:val="single" w:sz="2" w:space="0" w:color="BFC7D5"/>
+              <w:right w:val="single" w:sz="6" w:space="0" w:color="BFC7D5"/>
+            </w:tcBorders>
             <w:vAlign w:val="center"/>
           </w:tcPr>
           <w:p>
@@ -3422,8 +4154,12 @@
         <w:trPr/>
         <w:tc>
           <w:tcPr>
-            <w:tcW w:w="4304" w:type="dxa"/>
-            <w:tcBorders/>
+            <w:tcW w:w="4286" w:type="dxa"/>
+            <w:tcBorders>
+              <w:left w:val="single" w:sz="6" w:space="0" w:color="BFC7D5"/>
+              <w:bottom w:val="single" w:sz="2" w:space="0" w:color="BFC7D5"/>
+              <w:right w:val="single" w:sz="6" w:space="0" w:color="BFC7D5"/>
+            </w:tcBorders>
             <w:vAlign w:val="center"/>
           </w:tcPr>
           <w:p>
@@ -3442,8 +4178,12 @@
         </w:tc>
         <w:tc>
           <w:tcPr>
-            <w:tcW w:w="1184" w:type="dxa"/>
-            <w:tcBorders/>
+            <w:tcW w:w="1216" w:type="dxa"/>
+            <w:tcBorders>
+              <w:left w:val="single" w:sz="2" w:space="0" w:color="BFC7D5"/>
+              <w:bottom w:val="single" w:sz="2" w:space="0" w:color="BFC7D5"/>
+              <w:right w:val="single" w:sz="6" w:space="0" w:color="BFC7D5"/>
+            </w:tcBorders>
             <w:vAlign w:val="center"/>
           </w:tcPr>
           <w:p>
@@ -3462,8 +4202,12 @@
         </w:tc>
         <w:tc>
           <w:tcPr>
-            <w:tcW w:w="1809" w:type="dxa"/>
-            <w:tcBorders/>
+            <w:tcW w:w="1830" w:type="dxa"/>
+            <w:tcBorders>
+              <w:left w:val="single" w:sz="2" w:space="0" w:color="BFC7D5"/>
+              <w:bottom w:val="single" w:sz="2" w:space="0" w:color="BFC7D5"/>
+              <w:right w:val="single" w:sz="6" w:space="0" w:color="BFC7D5"/>
+            </w:tcBorders>
             <w:vAlign w:val="center"/>
           </w:tcPr>
           <w:p>
@@ -3482,8 +4226,12 @@
         </w:tc>
         <w:tc>
           <w:tcPr>
-            <w:tcW w:w="4042" w:type="dxa"/>
-            <w:tcBorders/>
+            <w:tcW w:w="4007" w:type="dxa"/>
+            <w:tcBorders>
+              <w:left w:val="single" w:sz="2" w:space="0" w:color="BFC7D5"/>
+              <w:bottom w:val="single" w:sz="2" w:space="0" w:color="BFC7D5"/>
+              <w:right w:val="single" w:sz="6" w:space="0" w:color="BFC7D5"/>
+            </w:tcBorders>
             <w:vAlign w:val="center"/>
           </w:tcPr>
           <w:p>
@@ -3507,8 +4255,12 @@
         <w:trPr/>
         <w:tc>
           <w:tcPr>
-            <w:tcW w:w="4304" w:type="dxa"/>
-            <w:tcBorders/>
+            <w:tcW w:w="4286" w:type="dxa"/>
+            <w:tcBorders>
+              <w:left w:val="single" w:sz="6" w:space="0" w:color="BFC7D5"/>
+              <w:bottom w:val="single" w:sz="2" w:space="0" w:color="BFC7D5"/>
+              <w:right w:val="single" w:sz="6" w:space="0" w:color="BFC7D5"/>
+            </w:tcBorders>
             <w:vAlign w:val="center"/>
           </w:tcPr>
           <w:p>
@@ -3527,8 +4279,12 @@
         </w:tc>
         <w:tc>
           <w:tcPr>
-            <w:tcW w:w="1184" w:type="dxa"/>
-            <w:tcBorders/>
+            <w:tcW w:w="1216" w:type="dxa"/>
+            <w:tcBorders>
+              <w:left w:val="single" w:sz="2" w:space="0" w:color="BFC7D5"/>
+              <w:bottom w:val="single" w:sz="2" w:space="0" w:color="BFC7D5"/>
+              <w:right w:val="single" w:sz="6" w:space="0" w:color="BFC7D5"/>
+            </w:tcBorders>
             <w:vAlign w:val="center"/>
           </w:tcPr>
           <w:p>
@@ -3547,8 +4303,12 @@
         </w:tc>
         <w:tc>
           <w:tcPr>
-            <w:tcW w:w="1809" w:type="dxa"/>
-            <w:tcBorders/>
+            <w:tcW w:w="1830" w:type="dxa"/>
+            <w:tcBorders>
+              <w:left w:val="single" w:sz="2" w:space="0" w:color="BFC7D5"/>
+              <w:bottom w:val="single" w:sz="2" w:space="0" w:color="BFC7D5"/>
+              <w:right w:val="single" w:sz="6" w:space="0" w:color="BFC7D5"/>
+            </w:tcBorders>
             <w:vAlign w:val="center"/>
           </w:tcPr>
           <w:p>
@@ -3567,8 +4327,12 @@
         </w:tc>
         <w:tc>
           <w:tcPr>
-            <w:tcW w:w="4042" w:type="dxa"/>
-            <w:tcBorders/>
+            <w:tcW w:w="4007" w:type="dxa"/>
+            <w:tcBorders>
+              <w:left w:val="single" w:sz="2" w:space="0" w:color="BFC7D5"/>
+              <w:bottom w:val="single" w:sz="2" w:space="0" w:color="BFC7D5"/>
+              <w:right w:val="single" w:sz="6" w:space="0" w:color="BFC7D5"/>
+            </w:tcBorders>
             <w:vAlign w:val="center"/>
           </w:tcPr>
           <w:p>
@@ -3602,8 +4366,12 @@
         <w:trPr/>
         <w:tc>
           <w:tcPr>
-            <w:tcW w:w="4304" w:type="dxa"/>
-            <w:tcBorders/>
+            <w:tcW w:w="4286" w:type="dxa"/>
+            <w:tcBorders>
+              <w:left w:val="single" w:sz="6" w:space="0" w:color="BFC7D5"/>
+              <w:bottom w:val="single" w:sz="6" w:space="0" w:color="BFC7D5"/>
+              <w:right w:val="single" w:sz="6" w:space="0" w:color="BFC7D5"/>
+            </w:tcBorders>
             <w:vAlign w:val="center"/>
           </w:tcPr>
           <w:p>
@@ -3622,8 +4390,12 @@
         </w:tc>
         <w:tc>
           <w:tcPr>
-            <w:tcW w:w="1184" w:type="dxa"/>
-            <w:tcBorders/>
+            <w:tcW w:w="1216" w:type="dxa"/>
+            <w:tcBorders>
+              <w:left w:val="single" w:sz="2" w:space="0" w:color="BFC7D5"/>
+              <w:bottom w:val="single" w:sz="6" w:space="0" w:color="BFC7D5"/>
+              <w:right w:val="single" w:sz="6" w:space="0" w:color="BFC7D5"/>
+            </w:tcBorders>
             <w:vAlign w:val="center"/>
           </w:tcPr>
           <w:p>
@@ -3642,8 +4414,12 @@
         </w:tc>
         <w:tc>
           <w:tcPr>
-            <w:tcW w:w="1809" w:type="dxa"/>
-            <w:tcBorders/>
+            <w:tcW w:w="1830" w:type="dxa"/>
+            <w:tcBorders>
+              <w:left w:val="single" w:sz="2" w:space="0" w:color="BFC7D5"/>
+              <w:bottom w:val="single" w:sz="6" w:space="0" w:color="BFC7D5"/>
+              <w:right w:val="single" w:sz="6" w:space="0" w:color="BFC7D5"/>
+            </w:tcBorders>
             <w:vAlign w:val="center"/>
           </w:tcPr>
           <w:p>
@@ -3662,8 +4438,12 @@
         </w:tc>
         <w:tc>
           <w:tcPr>
-            <w:tcW w:w="4042" w:type="dxa"/>
-            <w:tcBorders/>
+            <w:tcW w:w="4007" w:type="dxa"/>
+            <w:tcBorders>
+              <w:left w:val="single" w:sz="2" w:space="0" w:color="BFC7D5"/>
+              <w:bottom w:val="single" w:sz="6" w:space="0" w:color="BFC7D5"/>
+              <w:right w:val="single" w:sz="6" w:space="0" w:color="BFC7D5"/>
+            </w:tcBorders>
             <w:vAlign w:val="center"/>
           </w:tcPr>
           <w:p>
@@ -3734,21 +4514,21 @@
     </w:p>
     <w:tbl>
       <w:tblPr>
-        <w:tblW w:w="11339" w:type="dxa"/>
+        <w:tblW w:w="5000" w:type="pct"/>
         <w:jc w:val="left"/>
-        <w:tblInd w:w="0" w:type="dxa"/>
+        <w:tblInd w:w="-7" w:type="dxa"/>
         <w:tblLayout w:type="fixed"/>
         <w:tblCellMar>
-          <w:top w:w="28" w:type="dxa"/>
-          <w:left w:w="28" w:type="dxa"/>
-          <w:bottom w:w="28" w:type="dxa"/>
-          <w:right w:w="28" w:type="dxa"/>
+          <w:top w:w="60" w:type="dxa"/>
+          <w:left w:w="60" w:type="dxa"/>
+          <w:bottom w:w="60" w:type="dxa"/>
+          <w:right w:w="60" w:type="dxa"/>
         </w:tblCellMar>
       </w:tblPr>
       <w:tblGrid>
-        <w:gridCol w:w="3449"/>
-        <w:gridCol w:w="5323"/>
-        <w:gridCol w:w="2567"/>
+        <w:gridCol w:w="3460"/>
+        <w:gridCol w:w="5320"/>
+        <w:gridCol w:w="2559"/>
       </w:tblGrid>
       <w:tr>
         <w:trPr>
@@ -3756,66 +4536,90 @@
         </w:trPr>
         <w:tc>
           <w:tcPr>
-            <w:tcW w:w="3449" w:type="dxa"/>
-            <w:tcBorders/>
+            <w:tcW w:w="3460" w:type="dxa"/>
+            <w:tcBorders>
+              <w:top w:val="single" w:sz="6" w:space="0" w:color="BFC7D5"/>
+              <w:left w:val="single" w:sz="6" w:space="0" w:color="BFC7D5"/>
+              <w:bottom w:val="single" w:sz="2" w:space="0" w:color="BFC7D5"/>
+              <w:right w:val="single" w:sz="6" w:space="0" w:color="BFC7D5"/>
+            </w:tcBorders>
+            <w:shd w:fill="1F3A5F" w:val="clear"/>
             <w:vAlign w:val="center"/>
           </w:tcPr>
           <w:p>
             <w:pPr>
               <w:pStyle w:val="TableHeading"/>
-              <w:suppressLineNumbers/>
-              <w:shd w:fill="1F3A5F" w:val="clear"/>
-              <w:bidi w:val="0"/>
-              <w:spacing w:before="0" w:after="283"/>
-              <w:jc w:val="center"/>
-              <w:rPr/>
-            </w:pPr>
-            <w:r>
-              <w:rPr/>
+              <w:bidi w:val="0"/>
+              <w:spacing w:before="0" w:after="283"/>
+              <w:jc w:val="left"/>
+              <w:rPr>
+                <w:color w:val="FFFFFF"/>
+              </w:rPr>
+            </w:pPr>
+            <w:r>
+              <w:rPr>
+                <w:color w:val="FFFFFF"/>
+              </w:rPr>
               <w:t>Record</w:t>
             </w:r>
           </w:p>
         </w:tc>
         <w:tc>
           <w:tcPr>
-            <w:tcW w:w="5323" w:type="dxa"/>
-            <w:tcBorders/>
+            <w:tcW w:w="5320" w:type="dxa"/>
+            <w:tcBorders>
+              <w:top w:val="single" w:sz="6" w:space="0" w:color="BFC7D5"/>
+              <w:left w:val="single" w:sz="2" w:space="0" w:color="BFC7D5"/>
+              <w:bottom w:val="single" w:sz="2" w:space="0" w:color="BFC7D5"/>
+              <w:right w:val="single" w:sz="6" w:space="0" w:color="BFC7D5"/>
+            </w:tcBorders>
+            <w:shd w:fill="1F3A5F" w:val="clear"/>
             <w:vAlign w:val="center"/>
           </w:tcPr>
           <w:p>
             <w:pPr>
               <w:pStyle w:val="TableHeading"/>
-              <w:suppressLineNumbers/>
-              <w:shd w:fill="1F3A5F" w:val="clear"/>
-              <w:bidi w:val="0"/>
-              <w:spacing w:before="0" w:after="283"/>
-              <w:jc w:val="center"/>
-              <w:rPr/>
-            </w:pPr>
-            <w:r>
-              <w:rPr/>
+              <w:bidi w:val="0"/>
+              <w:spacing w:before="0" w:after="283"/>
+              <w:jc w:val="left"/>
+              <w:rPr>
+                <w:color w:val="FFFFFF"/>
+              </w:rPr>
+            </w:pPr>
+            <w:r>
+              <w:rPr>
+                <w:color w:val="FFFFFF"/>
+              </w:rPr>
               <w:t>Location</w:t>
             </w:r>
           </w:p>
         </w:tc>
         <w:tc>
           <w:tcPr>
-            <w:tcW w:w="2567" w:type="dxa"/>
-            <w:tcBorders/>
+            <w:tcW w:w="2559" w:type="dxa"/>
+            <w:tcBorders>
+              <w:top w:val="single" w:sz="6" w:space="0" w:color="BFC7D5"/>
+              <w:left w:val="single" w:sz="2" w:space="0" w:color="BFC7D5"/>
+              <w:bottom w:val="single" w:sz="2" w:space="0" w:color="BFC7D5"/>
+              <w:right w:val="single" w:sz="6" w:space="0" w:color="BFC7D5"/>
+            </w:tcBorders>
+            <w:shd w:fill="1F3A5F" w:val="clear"/>
             <w:vAlign w:val="center"/>
           </w:tcPr>
           <w:p>
             <w:pPr>
               <w:pStyle w:val="TableHeading"/>
-              <w:suppressLineNumbers/>
-              <w:shd w:fill="1F3A5F" w:val="clear"/>
-              <w:bidi w:val="0"/>
-              <w:spacing w:before="0" w:after="283"/>
-              <w:jc w:val="center"/>
-              <w:rPr/>
-            </w:pPr>
-            <w:r>
-              <w:rPr/>
+              <w:bidi w:val="0"/>
+              <w:spacing w:before="0" w:after="283"/>
+              <w:jc w:val="left"/>
+              <w:rPr>
+                <w:color w:val="FFFFFF"/>
+              </w:rPr>
+            </w:pPr>
+            <w:r>
+              <w:rPr>
+                <w:color w:val="FFFFFF"/>
+              </w:rPr>
               <w:t>Retention</w:t>
             </w:r>
           </w:p>
@@ -3825,8 +4629,12 @@
         <w:trPr/>
         <w:tc>
           <w:tcPr>
-            <w:tcW w:w="3449" w:type="dxa"/>
-            <w:tcBorders/>
+            <w:tcW w:w="3460" w:type="dxa"/>
+            <w:tcBorders>
+              <w:left w:val="single" w:sz="6" w:space="0" w:color="BFC7D5"/>
+              <w:bottom w:val="single" w:sz="2" w:space="0" w:color="BFC7D5"/>
+              <w:right w:val="single" w:sz="6" w:space="0" w:color="BFC7D5"/>
+            </w:tcBorders>
             <w:vAlign w:val="center"/>
           </w:tcPr>
           <w:p>
@@ -3845,8 +4653,12 @@
         </w:tc>
         <w:tc>
           <w:tcPr>
-            <w:tcW w:w="5323" w:type="dxa"/>
-            <w:tcBorders/>
+            <w:tcW w:w="5320" w:type="dxa"/>
+            <w:tcBorders>
+              <w:left w:val="single" w:sz="2" w:space="0" w:color="BFC7D5"/>
+              <w:bottom w:val="single" w:sz="2" w:space="0" w:color="BFC7D5"/>
+              <w:right w:val="single" w:sz="6" w:space="0" w:color="BFC7D5"/>
+            </w:tcBorders>
             <w:vAlign w:val="center"/>
           </w:tcPr>
           <w:p>
@@ -3867,8 +4679,12 @@
         </w:tc>
         <w:tc>
           <w:tcPr>
-            <w:tcW w:w="2567" w:type="dxa"/>
-            <w:tcBorders/>
+            <w:tcW w:w="2559" w:type="dxa"/>
+            <w:tcBorders>
+              <w:left w:val="single" w:sz="2" w:space="0" w:color="BFC7D5"/>
+              <w:bottom w:val="single" w:sz="2" w:space="0" w:color="BFC7D5"/>
+              <w:right w:val="single" w:sz="6" w:space="0" w:color="BFC7D5"/>
+            </w:tcBorders>
             <w:vAlign w:val="center"/>
           </w:tcPr>
           <w:p>
@@ -3890,8 +4706,12 @@
         <w:trPr/>
         <w:tc>
           <w:tcPr>
-            <w:tcW w:w="3449" w:type="dxa"/>
-            <w:tcBorders/>
+            <w:tcW w:w="3460" w:type="dxa"/>
+            <w:tcBorders>
+              <w:left w:val="single" w:sz="6" w:space="0" w:color="BFC7D5"/>
+              <w:bottom w:val="single" w:sz="2" w:space="0" w:color="BFC7D5"/>
+              <w:right w:val="single" w:sz="6" w:space="0" w:color="BFC7D5"/>
+            </w:tcBorders>
             <w:vAlign w:val="center"/>
           </w:tcPr>
           <w:p>
@@ -3910,8 +4730,12 @@
         </w:tc>
         <w:tc>
           <w:tcPr>
-            <w:tcW w:w="5323" w:type="dxa"/>
-            <w:tcBorders/>
+            <w:tcW w:w="5320" w:type="dxa"/>
+            <w:tcBorders>
+              <w:left w:val="single" w:sz="2" w:space="0" w:color="BFC7D5"/>
+              <w:bottom w:val="single" w:sz="2" w:space="0" w:color="BFC7D5"/>
+              <w:right w:val="single" w:sz="6" w:space="0" w:color="BFC7D5"/>
+            </w:tcBorders>
             <w:vAlign w:val="center"/>
           </w:tcPr>
           <w:p>
@@ -3936,8 +4760,12 @@
         </w:tc>
         <w:tc>
           <w:tcPr>
-            <w:tcW w:w="2567" w:type="dxa"/>
-            <w:tcBorders/>
+            <w:tcW w:w="2559" w:type="dxa"/>
+            <w:tcBorders>
+              <w:left w:val="single" w:sz="2" w:space="0" w:color="BFC7D5"/>
+              <w:bottom w:val="single" w:sz="2" w:space="0" w:color="BFC7D5"/>
+              <w:right w:val="single" w:sz="6" w:space="0" w:color="BFC7D5"/>
+            </w:tcBorders>
             <w:vAlign w:val="center"/>
           </w:tcPr>
           <w:p>
@@ -3959,8 +4787,12 @@
         <w:trPr/>
         <w:tc>
           <w:tcPr>
-            <w:tcW w:w="3449" w:type="dxa"/>
-            <w:tcBorders/>
+            <w:tcW w:w="3460" w:type="dxa"/>
+            <w:tcBorders>
+              <w:left w:val="single" w:sz="6" w:space="0" w:color="BFC7D5"/>
+              <w:bottom w:val="single" w:sz="2" w:space="0" w:color="BFC7D5"/>
+              <w:right w:val="single" w:sz="6" w:space="0" w:color="BFC7D5"/>
+            </w:tcBorders>
             <w:vAlign w:val="center"/>
           </w:tcPr>
           <w:p>
@@ -3979,8 +4811,12 @@
         </w:tc>
         <w:tc>
           <w:tcPr>
-            <w:tcW w:w="5323" w:type="dxa"/>
-            <w:tcBorders/>
+            <w:tcW w:w="5320" w:type="dxa"/>
+            <w:tcBorders>
+              <w:left w:val="single" w:sz="2" w:space="0" w:color="BFC7D5"/>
+              <w:bottom w:val="single" w:sz="2" w:space="0" w:color="BFC7D5"/>
+              <w:right w:val="single" w:sz="6" w:space="0" w:color="BFC7D5"/>
+            </w:tcBorders>
             <w:vAlign w:val="center"/>
           </w:tcPr>
           <w:p>
@@ -3999,8 +4835,12 @@
         </w:tc>
         <w:tc>
           <w:tcPr>
-            <w:tcW w:w="2567" w:type="dxa"/>
-            <w:tcBorders/>
+            <w:tcW w:w="2559" w:type="dxa"/>
+            <w:tcBorders>
+              <w:left w:val="single" w:sz="2" w:space="0" w:color="BFC7D5"/>
+              <w:bottom w:val="single" w:sz="2" w:space="0" w:color="BFC7D5"/>
+              <w:right w:val="single" w:sz="6" w:space="0" w:color="BFC7D5"/>
+            </w:tcBorders>
             <w:vAlign w:val="center"/>
           </w:tcPr>
           <w:p>
@@ -4022,8 +4862,12 @@
         <w:trPr/>
         <w:tc>
           <w:tcPr>
-            <w:tcW w:w="3449" w:type="dxa"/>
-            <w:tcBorders/>
+            <w:tcW w:w="3460" w:type="dxa"/>
+            <w:tcBorders>
+              <w:left w:val="single" w:sz="6" w:space="0" w:color="BFC7D5"/>
+              <w:bottom w:val="single" w:sz="2" w:space="0" w:color="BFC7D5"/>
+              <w:right w:val="single" w:sz="6" w:space="0" w:color="BFC7D5"/>
+            </w:tcBorders>
             <w:vAlign w:val="center"/>
           </w:tcPr>
           <w:p>
@@ -4042,8 +4886,12 @@
         </w:tc>
         <w:tc>
           <w:tcPr>
-            <w:tcW w:w="5323" w:type="dxa"/>
-            <w:tcBorders/>
+            <w:tcW w:w="5320" w:type="dxa"/>
+            <w:tcBorders>
+              <w:left w:val="single" w:sz="2" w:space="0" w:color="BFC7D5"/>
+              <w:bottom w:val="single" w:sz="2" w:space="0" w:color="BFC7D5"/>
+              <w:right w:val="single" w:sz="6" w:space="0" w:color="BFC7D5"/>
+            </w:tcBorders>
             <w:vAlign w:val="center"/>
           </w:tcPr>
           <w:p>
@@ -4064,8 +4912,12 @@
         </w:tc>
         <w:tc>
           <w:tcPr>
-            <w:tcW w:w="2567" w:type="dxa"/>
-            <w:tcBorders/>
+            <w:tcW w:w="2559" w:type="dxa"/>
+            <w:tcBorders>
+              <w:left w:val="single" w:sz="2" w:space="0" w:color="BFC7D5"/>
+              <w:bottom w:val="single" w:sz="2" w:space="0" w:color="BFC7D5"/>
+              <w:right w:val="single" w:sz="6" w:space="0" w:color="BFC7D5"/>
+            </w:tcBorders>
             <w:vAlign w:val="center"/>
           </w:tcPr>
           <w:p>
@@ -4087,8 +4939,12 @@
         <w:trPr/>
         <w:tc>
           <w:tcPr>
-            <w:tcW w:w="3449" w:type="dxa"/>
-            <w:tcBorders/>
+            <w:tcW w:w="3460" w:type="dxa"/>
+            <w:tcBorders>
+              <w:left w:val="single" w:sz="6" w:space="0" w:color="BFC7D5"/>
+              <w:bottom w:val="single" w:sz="2" w:space="0" w:color="BFC7D5"/>
+              <w:right w:val="single" w:sz="6" w:space="0" w:color="BFC7D5"/>
+            </w:tcBorders>
             <w:vAlign w:val="center"/>
           </w:tcPr>
           <w:p>
@@ -4107,8 +4963,12 @@
         </w:tc>
         <w:tc>
           <w:tcPr>
-            <w:tcW w:w="5323" w:type="dxa"/>
-            <w:tcBorders/>
+            <w:tcW w:w="5320" w:type="dxa"/>
+            <w:tcBorders>
+              <w:left w:val="single" w:sz="2" w:space="0" w:color="BFC7D5"/>
+              <w:bottom w:val="single" w:sz="2" w:space="0" w:color="BFC7D5"/>
+              <w:right w:val="single" w:sz="6" w:space="0" w:color="BFC7D5"/>
+            </w:tcBorders>
             <w:vAlign w:val="center"/>
           </w:tcPr>
           <w:p>
@@ -4133,8 +4993,12 @@
         </w:tc>
         <w:tc>
           <w:tcPr>
-            <w:tcW w:w="2567" w:type="dxa"/>
-            <w:tcBorders/>
+            <w:tcW w:w="2559" w:type="dxa"/>
+            <w:tcBorders>
+              <w:left w:val="single" w:sz="2" w:space="0" w:color="BFC7D5"/>
+              <w:bottom w:val="single" w:sz="2" w:space="0" w:color="BFC7D5"/>
+              <w:right w:val="single" w:sz="6" w:space="0" w:color="BFC7D5"/>
+            </w:tcBorders>
             <w:vAlign w:val="center"/>
           </w:tcPr>
           <w:p>
@@ -4156,8 +5020,12 @@
         <w:trPr/>
         <w:tc>
           <w:tcPr>
-            <w:tcW w:w="3449" w:type="dxa"/>
-            <w:tcBorders/>
+            <w:tcW w:w="3460" w:type="dxa"/>
+            <w:tcBorders>
+              <w:left w:val="single" w:sz="6" w:space="0" w:color="BFC7D5"/>
+              <w:bottom w:val="single" w:sz="2" w:space="0" w:color="BFC7D5"/>
+              <w:right w:val="single" w:sz="6" w:space="0" w:color="BFC7D5"/>
+            </w:tcBorders>
             <w:vAlign w:val="center"/>
           </w:tcPr>
           <w:p>
@@ -4176,8 +5044,12 @@
         </w:tc>
         <w:tc>
           <w:tcPr>
-            <w:tcW w:w="5323" w:type="dxa"/>
-            <w:tcBorders/>
+            <w:tcW w:w="5320" w:type="dxa"/>
+            <w:tcBorders>
+              <w:left w:val="single" w:sz="2" w:space="0" w:color="BFC7D5"/>
+              <w:bottom w:val="single" w:sz="2" w:space="0" w:color="BFC7D5"/>
+              <w:right w:val="single" w:sz="6" w:space="0" w:color="BFC7D5"/>
+            </w:tcBorders>
             <w:vAlign w:val="center"/>
           </w:tcPr>
           <w:p>
@@ -4196,8 +5068,12 @@
         </w:tc>
         <w:tc>
           <w:tcPr>
-            <w:tcW w:w="2567" w:type="dxa"/>
-            <w:tcBorders/>
+            <w:tcW w:w="2559" w:type="dxa"/>
+            <w:tcBorders>
+              <w:left w:val="single" w:sz="2" w:space="0" w:color="BFC7D5"/>
+              <w:bottom w:val="single" w:sz="2" w:space="0" w:color="BFC7D5"/>
+              <w:right w:val="single" w:sz="6" w:space="0" w:color="BFC7D5"/>
+            </w:tcBorders>
             <w:vAlign w:val="center"/>
           </w:tcPr>
           <w:p>
@@ -4219,8 +5095,12 @@
         <w:trPr/>
         <w:tc>
           <w:tcPr>
-            <w:tcW w:w="3449" w:type="dxa"/>
-            <w:tcBorders/>
+            <w:tcW w:w="3460" w:type="dxa"/>
+            <w:tcBorders>
+              <w:left w:val="single" w:sz="6" w:space="0" w:color="BFC7D5"/>
+              <w:bottom w:val="single" w:sz="6" w:space="0" w:color="BFC7D5"/>
+              <w:right w:val="single" w:sz="6" w:space="0" w:color="BFC7D5"/>
+            </w:tcBorders>
             <w:vAlign w:val="center"/>
           </w:tcPr>
           <w:p>
@@ -4239,8 +5119,12 @@
         </w:tc>
         <w:tc>
           <w:tcPr>
-            <w:tcW w:w="5323" w:type="dxa"/>
-            <w:tcBorders/>
+            <w:tcW w:w="5320" w:type="dxa"/>
+            <w:tcBorders>
+              <w:left w:val="single" w:sz="2" w:space="0" w:color="BFC7D5"/>
+              <w:bottom w:val="single" w:sz="6" w:space="0" w:color="BFC7D5"/>
+              <w:right w:val="single" w:sz="6" w:space="0" w:color="BFC7D5"/>
+            </w:tcBorders>
             <w:vAlign w:val="center"/>
           </w:tcPr>
           <w:p>
@@ -4289,8 +5173,12 @@
         </w:tc>
         <w:tc>
           <w:tcPr>
-            <w:tcW w:w="2567" w:type="dxa"/>
-            <w:tcBorders/>
+            <w:tcW w:w="2559" w:type="dxa"/>
+            <w:tcBorders>
+              <w:left w:val="single" w:sz="2" w:space="0" w:color="BFC7D5"/>
+              <w:bottom w:val="single" w:sz="6" w:space="0" w:color="BFC7D5"/>
+              <w:right w:val="single" w:sz="6" w:space="0" w:color="BFC7D5"/>
+            </w:tcBorders>
             <w:vAlign w:val="center"/>
           </w:tcPr>
           <w:p>
@@ -4347,20 +5235,20 @@
     </w:p>
     <w:tbl>
       <w:tblPr>
-        <w:tblW w:w="11339" w:type="dxa"/>
+        <w:tblW w:w="5000" w:type="pct"/>
         <w:jc w:val="left"/>
-        <w:tblInd w:w="0" w:type="dxa"/>
+        <w:tblInd w:w="-7" w:type="dxa"/>
         <w:tblLayout w:type="fixed"/>
         <w:tblCellMar>
-          <w:top w:w="28" w:type="dxa"/>
-          <w:left w:w="28" w:type="dxa"/>
-          <w:bottom w:w="28" w:type="dxa"/>
-          <w:right w:w="28" w:type="dxa"/>
+          <w:top w:w="60" w:type="dxa"/>
+          <w:left w:w="60" w:type="dxa"/>
+          <w:bottom w:w="60" w:type="dxa"/>
+          <w:right w:w="60" w:type="dxa"/>
         </w:tblCellMar>
       </w:tblPr>
       <w:tblGrid>
-        <w:gridCol w:w="2691"/>
-        <w:gridCol w:w="8648"/>
+        <w:gridCol w:w="2254"/>
+        <w:gridCol w:w="9085"/>
       </w:tblGrid>
       <w:tr>
         <w:trPr>
@@ -4368,44 +5256,60 @@
         </w:trPr>
         <w:tc>
           <w:tcPr>
-            <w:tcW w:w="2691" w:type="dxa"/>
-            <w:tcBorders/>
+            <w:tcW w:w="2254" w:type="dxa"/>
+            <w:tcBorders>
+              <w:top w:val="single" w:sz="6" w:space="0" w:color="BFC7D5"/>
+              <w:left w:val="single" w:sz="6" w:space="0" w:color="BFC7D5"/>
+              <w:bottom w:val="single" w:sz="2" w:space="0" w:color="BFC7D5"/>
+              <w:right w:val="single" w:sz="6" w:space="0" w:color="BFC7D5"/>
+            </w:tcBorders>
+            <w:shd w:fill="1F3A5F" w:val="clear"/>
             <w:vAlign w:val="center"/>
           </w:tcPr>
           <w:p>
             <w:pPr>
               <w:pStyle w:val="TableHeading"/>
-              <w:suppressLineNumbers/>
-              <w:shd w:fill="1F3A5F" w:val="clear"/>
-              <w:bidi w:val="0"/>
-              <w:spacing w:before="0" w:after="283"/>
-              <w:jc w:val="center"/>
-              <w:rPr/>
-            </w:pPr>
-            <w:r>
-              <w:rPr/>
+              <w:bidi w:val="0"/>
+              <w:spacing w:before="0" w:after="283"/>
+              <w:jc w:val="left"/>
+              <w:rPr>
+                <w:color w:val="FFFFFF"/>
+              </w:rPr>
+            </w:pPr>
+            <w:r>
+              <w:rPr>
+                <w:color w:val="FFFFFF"/>
+              </w:rPr>
               <w:t>Item</w:t>
             </w:r>
           </w:p>
         </w:tc>
         <w:tc>
           <w:tcPr>
-            <w:tcW w:w="8648" w:type="dxa"/>
-            <w:tcBorders/>
+            <w:tcW w:w="9085" w:type="dxa"/>
+            <w:tcBorders>
+              <w:top w:val="single" w:sz="6" w:space="0" w:color="BFC7D5"/>
+              <w:left w:val="single" w:sz="2" w:space="0" w:color="BFC7D5"/>
+              <w:bottom w:val="single" w:sz="2" w:space="0" w:color="BFC7D5"/>
+              <w:right w:val="single" w:sz="6" w:space="0" w:color="BFC7D5"/>
+            </w:tcBorders>
+            <w:shd w:fill="1F3A5F" w:val="clear"/>
             <w:vAlign w:val="center"/>
           </w:tcPr>
           <w:p>
             <w:pPr>
               <w:pStyle w:val="TableHeading"/>
-              <w:suppressLineNumbers/>
-              <w:shd w:fill="1F3A5F" w:val="clear"/>
-              <w:bidi w:val="0"/>
-              <w:spacing w:before="0" w:after="283"/>
-              <w:jc w:val="center"/>
-              <w:rPr/>
-            </w:pPr>
-            <w:r>
-              <w:rPr/>
+              <w:bidi w:val="0"/>
+              <w:spacing w:before="0" w:after="283"/>
+              <w:jc w:val="left"/>
+              <w:rPr>
+                <w:color w:val="FFFFFF"/>
+              </w:rPr>
+            </w:pPr>
+            <w:r>
+              <w:rPr>
+                <w:color w:val="FFFFFF"/>
+              </w:rPr>
               <w:t>Actual state in the repository</w:t>
             </w:r>
           </w:p>
@@ -4415,8 +5319,12 @@
         <w:trPr/>
         <w:tc>
           <w:tcPr>
-            <w:tcW w:w="2691" w:type="dxa"/>
-            <w:tcBorders/>
+            <w:tcW w:w="2254" w:type="dxa"/>
+            <w:tcBorders>
+              <w:left w:val="single" w:sz="6" w:space="0" w:color="BFC7D5"/>
+              <w:bottom w:val="single" w:sz="2" w:space="0" w:color="BFC7D5"/>
+              <w:right w:val="single" w:sz="6" w:space="0" w:color="BFC7D5"/>
+            </w:tcBorders>
             <w:vAlign w:val="center"/>
           </w:tcPr>
           <w:p>
@@ -4435,8 +5343,12 @@
         </w:tc>
         <w:tc>
           <w:tcPr>
-            <w:tcW w:w="8648" w:type="dxa"/>
-            <w:tcBorders/>
+            <w:tcW w:w="9085" w:type="dxa"/>
+            <w:tcBorders>
+              <w:left w:val="single" w:sz="2" w:space="0" w:color="BFC7D5"/>
+              <w:bottom w:val="single" w:sz="2" w:space="0" w:color="BFC7D5"/>
+              <w:right w:val="single" w:sz="6" w:space="0" w:color="BFC7D5"/>
+            </w:tcBorders>
             <w:vAlign w:val="center"/>
           </w:tcPr>
           <w:p>
@@ -4458,8 +5370,12 @@
         <w:trPr/>
         <w:tc>
           <w:tcPr>
-            <w:tcW w:w="2691" w:type="dxa"/>
-            <w:tcBorders/>
+            <w:tcW w:w="2254" w:type="dxa"/>
+            <w:tcBorders>
+              <w:left w:val="single" w:sz="6" w:space="0" w:color="BFC7D5"/>
+              <w:bottom w:val="single" w:sz="2" w:space="0" w:color="BFC7D5"/>
+              <w:right w:val="single" w:sz="6" w:space="0" w:color="BFC7D5"/>
+            </w:tcBorders>
             <w:vAlign w:val="center"/>
           </w:tcPr>
           <w:p>
@@ -4478,8 +5394,12 @@
         </w:tc>
         <w:tc>
           <w:tcPr>
-            <w:tcW w:w="8648" w:type="dxa"/>
-            <w:tcBorders/>
+            <w:tcW w:w="9085" w:type="dxa"/>
+            <w:tcBorders>
+              <w:left w:val="single" w:sz="2" w:space="0" w:color="BFC7D5"/>
+              <w:bottom w:val="single" w:sz="2" w:space="0" w:color="BFC7D5"/>
+              <w:right w:val="single" w:sz="6" w:space="0" w:color="BFC7D5"/>
+            </w:tcBorders>
             <w:vAlign w:val="center"/>
           </w:tcPr>
           <w:p>
@@ -4511,8 +5431,12 @@
         <w:trPr/>
         <w:tc>
           <w:tcPr>
-            <w:tcW w:w="2691" w:type="dxa"/>
-            <w:tcBorders/>
+            <w:tcW w:w="2254" w:type="dxa"/>
+            <w:tcBorders>
+              <w:left w:val="single" w:sz="6" w:space="0" w:color="BFC7D5"/>
+              <w:bottom w:val="single" w:sz="2" w:space="0" w:color="BFC7D5"/>
+              <w:right w:val="single" w:sz="6" w:space="0" w:color="BFC7D5"/>
+            </w:tcBorders>
             <w:vAlign w:val="center"/>
           </w:tcPr>
           <w:p>
@@ -4531,8 +5455,12 @@
         </w:tc>
         <w:tc>
           <w:tcPr>
-            <w:tcW w:w="8648" w:type="dxa"/>
-            <w:tcBorders/>
+            <w:tcW w:w="9085" w:type="dxa"/>
+            <w:tcBorders>
+              <w:left w:val="single" w:sz="2" w:space="0" w:color="BFC7D5"/>
+              <w:bottom w:val="single" w:sz="2" w:space="0" w:color="BFC7D5"/>
+              <w:right w:val="single" w:sz="6" w:space="0" w:color="BFC7D5"/>
+            </w:tcBorders>
             <w:vAlign w:val="center"/>
           </w:tcPr>
           <w:p>
@@ -4564,8 +5492,12 @@
         <w:trPr/>
         <w:tc>
           <w:tcPr>
-            <w:tcW w:w="2691" w:type="dxa"/>
-            <w:tcBorders/>
+            <w:tcW w:w="2254" w:type="dxa"/>
+            <w:tcBorders>
+              <w:left w:val="single" w:sz="6" w:space="0" w:color="BFC7D5"/>
+              <w:bottom w:val="single" w:sz="2" w:space="0" w:color="BFC7D5"/>
+              <w:right w:val="single" w:sz="6" w:space="0" w:color="BFC7D5"/>
+            </w:tcBorders>
             <w:vAlign w:val="center"/>
           </w:tcPr>
           <w:p>
@@ -4584,8 +5516,12 @@
         </w:tc>
         <w:tc>
           <w:tcPr>
-            <w:tcW w:w="8648" w:type="dxa"/>
-            <w:tcBorders/>
+            <w:tcW w:w="9085" w:type="dxa"/>
+            <w:tcBorders>
+              <w:left w:val="single" w:sz="2" w:space="0" w:color="BFC7D5"/>
+              <w:bottom w:val="single" w:sz="2" w:space="0" w:color="BFC7D5"/>
+              <w:right w:val="single" w:sz="6" w:space="0" w:color="BFC7D5"/>
+            </w:tcBorders>
             <w:vAlign w:val="center"/>
           </w:tcPr>
           <w:p>
@@ -4607,8 +5543,12 @@
         <w:trPr/>
         <w:tc>
           <w:tcPr>
-            <w:tcW w:w="2691" w:type="dxa"/>
-            <w:tcBorders/>
+            <w:tcW w:w="2254" w:type="dxa"/>
+            <w:tcBorders>
+              <w:left w:val="single" w:sz="6" w:space="0" w:color="BFC7D5"/>
+              <w:bottom w:val="single" w:sz="2" w:space="0" w:color="BFC7D5"/>
+              <w:right w:val="single" w:sz="6" w:space="0" w:color="BFC7D5"/>
+            </w:tcBorders>
             <w:vAlign w:val="center"/>
           </w:tcPr>
           <w:p>
@@ -4627,8 +5567,12 @@
         </w:tc>
         <w:tc>
           <w:tcPr>
-            <w:tcW w:w="8648" w:type="dxa"/>
-            <w:tcBorders/>
+            <w:tcW w:w="9085" w:type="dxa"/>
+            <w:tcBorders>
+              <w:left w:val="single" w:sz="2" w:space="0" w:color="BFC7D5"/>
+              <w:bottom w:val="single" w:sz="2" w:space="0" w:color="BFC7D5"/>
+              <w:right w:val="single" w:sz="6" w:space="0" w:color="BFC7D5"/>
+            </w:tcBorders>
             <w:vAlign w:val="center"/>
           </w:tcPr>
           <w:p>
@@ -4650,8 +5594,12 @@
         <w:trPr/>
         <w:tc>
           <w:tcPr>
-            <w:tcW w:w="2691" w:type="dxa"/>
-            <w:tcBorders/>
+            <w:tcW w:w="2254" w:type="dxa"/>
+            <w:tcBorders>
+              <w:left w:val="single" w:sz="6" w:space="0" w:color="BFC7D5"/>
+              <w:bottom w:val="single" w:sz="2" w:space="0" w:color="BFC7D5"/>
+              <w:right w:val="single" w:sz="6" w:space="0" w:color="BFC7D5"/>
+            </w:tcBorders>
             <w:vAlign w:val="center"/>
           </w:tcPr>
           <w:p>
@@ -4670,8 +5618,12 @@
         </w:tc>
         <w:tc>
           <w:tcPr>
-            <w:tcW w:w="8648" w:type="dxa"/>
-            <w:tcBorders/>
+            <w:tcW w:w="9085" w:type="dxa"/>
+            <w:tcBorders>
+              <w:left w:val="single" w:sz="2" w:space="0" w:color="BFC7D5"/>
+              <w:bottom w:val="single" w:sz="2" w:space="0" w:color="BFC7D5"/>
+              <w:right w:val="single" w:sz="6" w:space="0" w:color="BFC7D5"/>
+            </w:tcBorders>
             <w:vAlign w:val="center"/>
           </w:tcPr>
           <w:p>
@@ -4693,8 +5645,12 @@
         <w:trPr/>
         <w:tc>
           <w:tcPr>
-            <w:tcW w:w="2691" w:type="dxa"/>
-            <w:tcBorders/>
+            <w:tcW w:w="2254" w:type="dxa"/>
+            <w:tcBorders>
+              <w:left w:val="single" w:sz="6" w:space="0" w:color="BFC7D5"/>
+              <w:bottom w:val="single" w:sz="2" w:space="0" w:color="BFC7D5"/>
+              <w:right w:val="single" w:sz="6" w:space="0" w:color="BFC7D5"/>
+            </w:tcBorders>
             <w:vAlign w:val="center"/>
           </w:tcPr>
           <w:p>
@@ -4713,31 +5669,25 @@
         </w:tc>
         <w:tc>
           <w:tcPr>
-            <w:tcW w:w="8648" w:type="dxa"/>
-            <w:tcBorders/>
-            <w:vAlign w:val="center"/>
-          </w:tcPr>
-          <w:p>
-            <w:pPr>
-              <w:pStyle w:val="TableContents"/>
-              <w:bidi w:val="0"/>
-              <w:spacing w:before="0" w:after="283"/>
-              <w:jc w:val="left"/>
-              <w:rPr/>
-            </w:pPr>
-            <w:r>
-              <w:rPr/>
-              <w:t xml:space="preserve">None are recorded, and none are named in this QMS. Where an auditor expects a customer name, the field is </w:t>
-            </w:r>
-            <w:r>
-              <w:rPr>
-                <w:rStyle w:val="SourceText"/>
-              </w:rPr>
-              <w:t>________</w:t>
-            </w:r>
-            <w:r>
-              <w:rPr/>
-              <w:t>.</w:t>
+            <w:tcW w:w="9085" w:type="dxa"/>
+            <w:tcBorders>
+              <w:left w:val="single" w:sz="2" w:space="0" w:color="BFC7D5"/>
+              <w:bottom w:val="single" w:sz="2" w:space="0" w:color="BFC7D5"/>
+              <w:right w:val="single" w:sz="6" w:space="0" w:color="BFC7D5"/>
+            </w:tcBorders>
+            <w:vAlign w:val="center"/>
+          </w:tcPr>
+          <w:p>
+            <w:pPr>
+              <w:pStyle w:val="TableContents"/>
+              <w:bidi w:val="0"/>
+              <w:spacing w:before="0" w:after="283"/>
+              <w:jc w:val="left"/>
+              <w:rPr/>
+            </w:pPr>
+            <w:r>
+              <w:rPr/>
+              <w:t>None are recorded, and none are named in this QMS. Where an auditor expects a customer name: none yet for the rebuilt product — requirements come from the banking and law-firm use cases (vertical packs) and are recorded in EM26-17.</w:t>
             </w:r>
           </w:p>
         </w:tc>
@@ -4746,8 +5696,12 @@
         <w:trPr/>
         <w:tc>
           <w:tcPr>
-            <w:tcW w:w="2691" w:type="dxa"/>
-            <w:tcBorders/>
+            <w:tcW w:w="2254" w:type="dxa"/>
+            <w:tcBorders>
+              <w:left w:val="single" w:sz="6" w:space="0" w:color="BFC7D5"/>
+              <w:bottom w:val="single" w:sz="6" w:space="0" w:color="BFC7D5"/>
+              <w:right w:val="single" w:sz="6" w:space="0" w:color="BFC7D5"/>
+            </w:tcBorders>
             <w:vAlign w:val="center"/>
           </w:tcPr>
           <w:p>
@@ -4766,8 +5720,12 @@
         </w:tc>
         <w:tc>
           <w:tcPr>
-            <w:tcW w:w="8648" w:type="dxa"/>
-            <w:tcBorders/>
+            <w:tcW w:w="9085" w:type="dxa"/>
+            <w:tcBorders>
+              <w:left w:val="single" w:sz="2" w:space="0" w:color="BFC7D5"/>
+              <w:bottom w:val="single" w:sz="6" w:space="0" w:color="BFC7D5"/>
+              <w:right w:val="single" w:sz="6" w:space="0" w:color="BFC7D5"/>
+            </w:tcBorders>
             <w:vAlign w:val="center"/>
           </w:tcPr>
           <w:p>
